--- a/WebContent/docx/中国人群BRCA12基因分子分型研究_胚系-简版-苏州市立医院.docx
+++ b/WebContent/docx/中国人群BRCA12基因分子分型研究_胚系-简版-苏州市立医院.docx
@@ -22,12 +22,12 @@
           </w14:shadow>
         </w:rPr>
       </w:pPr>
-      <w:bookmarkStart w:id="0" w:name="_Toc24178_WPSOffice_Level1"/>
-      <w:bookmarkStart w:id="1" w:name="_Toc21009_WPSOffice_Level1"/>
+      <w:bookmarkStart w:id="0" w:name="_Toc30143_WPSOffice_Level1"/>
+      <w:bookmarkStart w:id="1" w:name="_Toc13806"/>
       <w:bookmarkStart w:id="2" w:name="_Toc21669"/>
-      <w:bookmarkStart w:id="3" w:name="_Toc30143_WPSOffice_Level1"/>
-      <w:bookmarkStart w:id="4" w:name="_Toc13806"/>
-      <w:bookmarkStart w:id="5" w:name="_Toc4459"/>
+      <w:bookmarkStart w:id="3" w:name="_Toc4459"/>
+      <w:bookmarkStart w:id="4" w:name="_Toc24178_WPSOffice_Level1"/>
+      <w:bookmarkStart w:id="5" w:name="_Toc21009_WPSOffice_Level1"/>
       <w:r>
         <w:rPr>
           <w:rFonts w:ascii="Times New Roman" w:hAnsi="Times New Roman"/>
@@ -900,11 +900,11 @@
           </w14:shadow>
         </w:rPr>
       </w:pPr>
-      <w:bookmarkStart w:id="6" w:name="_Toc18062_WPSOffice_Level1"/>
-      <w:bookmarkStart w:id="7" w:name="_Toc7021_WPSOffice_Level1"/>
-      <w:bookmarkStart w:id="8" w:name="_Toc11015_WPSOffice_Level1"/>
-      <w:bookmarkStart w:id="9" w:name="_Toc17451"/>
-      <w:bookmarkStart w:id="10" w:name="_Toc17542"/>
+      <w:bookmarkStart w:id="6" w:name="_Toc17451"/>
+      <w:bookmarkStart w:id="7" w:name="_Toc11015_WPSOffice_Level1"/>
+      <w:bookmarkStart w:id="8" w:name="_Toc18062_WPSOffice_Level1"/>
+      <w:bookmarkStart w:id="9" w:name="_Toc17542"/>
+      <w:bookmarkStart w:id="10" w:name="_Toc7021_WPSOffice_Level1"/>
       <w:bookmarkStart w:id="11" w:name="_Toc3823"/>
       <w:r>
         <w:rPr>
@@ -1096,10 +1096,10 @@
           </w14:shadow>
         </w:rPr>
       </w:pPr>
-      <w:bookmarkStart w:id="12" w:name="_Toc23369_WPSOffice_Level1"/>
-      <w:bookmarkStart w:id="13" w:name="_Toc25920"/>
-      <w:bookmarkStart w:id="14" w:name="_Toc6221_WPSOffice_Level1"/>
-      <w:bookmarkStart w:id="15" w:name="_Toc18058"/>
+      <w:bookmarkStart w:id="12" w:name="_Toc18058"/>
+      <w:bookmarkStart w:id="13" w:name="_Toc23369_WPSOffice_Level1"/>
+      <w:bookmarkStart w:id="14" w:name="_Toc25920"/>
+      <w:bookmarkStart w:id="15" w:name="_Toc6221_WPSOffice_Level1"/>
       <w:bookmarkStart w:id="16" w:name="_Toc4356"/>
       <w:bookmarkStart w:id="17" w:name="_Toc534807930"/>
       <w:r>
@@ -2553,46 +2553,60 @@
                     <wp:anchor distT="0" distB="0" distL="114300" distR="114300" simplePos="0" relativeHeight="251661312" behindDoc="0" locked="0" layoutInCell="1" allowOverlap="1">
                       <wp:simplePos x="0" y="0"/>
                       <wp:positionH relativeFrom="column">
-                        <wp:posOffset>-149860</wp:posOffset>
+                        <wp:posOffset>-319405</wp:posOffset>
                       </wp:positionH>
                       <wp:positionV relativeFrom="paragraph">
-                        <wp:posOffset>-505460</wp:posOffset>
+                        <wp:posOffset>-553085</wp:posOffset>
                       </wp:positionV>
-                      <wp:extent cx="1442720" cy="1442720"/>
-                      <wp:effectExtent l="0" t="0" r="5080" b="5080"/>
+                      <wp:extent cx="1443355" cy="1443355"/>
+                      <wp:effectExtent l="0" t="0" r="0" b="0"/>
                       <wp:wrapNone/>
-                      <wp:docPr id="6" name="组合 6"/>
+                      <wp:docPr id="41" name="组合 6"/>
                       <wp:cNvGraphicFramePr/>
                       <a:graphic xmlns:a="http://schemas.openxmlformats.org/drawingml/2006/main">
                         <a:graphicData uri="http://schemas.microsoft.com/office/word/2010/wordprocessingGroup">
                           <wpg:wgp>
                             <wpg:cNvGrpSpPr/>
                             <wpg:grpSpPr>
-                              <a:xfrm>
+                              <a:xfrm rot="0">
                                 <a:off x="0" y="0"/>
-                                <a:ext cx="1442720" cy="1442720"/>
-                                <a:chOff x="20702" y="14472"/>
-                                <a:chExt cx="2272" cy="2272"/>
+                                <a:ext cx="1443355" cy="1443355"/>
+                                <a:chOff x="18706" y="18782"/>
+                                <a:chExt cx="2273" cy="2273"/>
                               </a:xfrm>
                             </wpg:grpSpPr>
                             <pic:pic xmlns:pic="http://schemas.openxmlformats.org/drawingml/2006/picture">
                               <pic:nvPicPr>
-                                <pic:cNvPr id="7" name="图片 15" descr="c9514d16fd70679bf0495aeebb03c72d_compress"/>
+                                <pic:cNvPr id="35" name="图片 6" descr="蔡冬雪"/>
                                 <pic:cNvPicPr>
                                   <a:picLocks noChangeAspect="1"/>
                                 </pic:cNvPicPr>
                               </pic:nvPicPr>
                               <pic:blipFill>
-                                <a:blip r:embed="rId6"/>
-                                <a:srcRect l="21003" t="56913" r="27176" b="26386"/>
+                                <a:blip r:embed="rId6">
+                                  <a:clrChange>
+                                    <a:clrFrom>
+                                      <a:srgbClr val="FFFFFF">
+                                        <a:alpha val="100000"/>
+                                      </a:srgbClr>
+                                    </a:clrFrom>
+                                    <a:clrTo>
+                                      <a:srgbClr val="FFFFFF">
+                                        <a:alpha val="100000"/>
+                                        <a:alpha val="0"/>
+                                      </a:srgbClr>
+                                    </a:clrTo>
+                                  </a:clrChange>
+                                </a:blip>
+                                <a:srcRect l="18656" t="33322" r="18897" b="26699"/>
                                 <a:stretch>
                                   <a:fillRect/>
                                 </a:stretch>
                               </pic:blipFill>
                               <pic:spPr>
                                 <a:xfrm>
-                                  <a:off x="21019" y="15216"/>
-                                  <a:ext cx="1550" cy="475"/>
+                                  <a:off x="19199" y="19551"/>
+                                  <a:ext cx="1261" cy="566"/>
                                 </a:xfrm>
                                 <a:prstGeom prst="rect">
                                   <a:avLst/>
@@ -2601,7 +2615,7 @@
                             </pic:pic>
                             <pic:pic xmlns:pic="http://schemas.openxmlformats.org/drawingml/2006/picture">
                               <pic:nvPicPr>
-                                <pic:cNvPr id="18" name="图片 25"/>
+                                <pic:cNvPr id="36" name="图片 25"/>
                                 <pic:cNvPicPr>
                                   <a:picLocks noChangeAspect="1" noChangeArrowheads="1"/>
                                 </pic:cNvPicPr>
@@ -2621,7 +2635,7 @@
                               </pic:blipFill>
                               <pic:spPr>
                                 <a:xfrm>
-                                  <a:off x="20702" y="14472"/>
+                                  <a:off x="18706" y="18782"/>
                                   <a:ext cx="2273" cy="2273"/>
                                 </a:xfrm>
                                 <a:prstGeom prst="rect">
@@ -2641,15 +2655,15 @@
                 </mc:Choice>
                 <mc:Fallback>
                   <w:pict>
-                    <v:group id="_x0000_s1026" o:spid="_x0000_s1026" o:spt="203" style="position:absolute;left:0pt;margin-left:-11.8pt;margin-top:-39.8pt;height:113.6pt;width:113.6pt;z-index:251661312;mso-width-relative:page;mso-height-relative:page;" coordorigin="20702,14472" coordsize="2272,2272" o:gfxdata="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">
+                    <v:group id="组合 6" o:spid="_x0000_s1026" o:spt="203" style="position:absolute;left:0pt;margin-left:-25.15pt;margin-top:-43.55pt;height:113.65pt;width:113.65pt;z-index:251661312;mso-width-relative:page;mso-height-relative:page;" coordorigin="18706,18782" coordsize="2273,2273" o:gfxdata="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">
                       <o:lock v:ext="edit" aspectratio="f"/>
-                      <v:shape id="图片 15" o:spid="_x0000_s1026" o:spt="75" alt="c9514d16fd70679bf0495aeebb03c72d_compress" type="#_x0000_t75" style="position:absolute;left:21019;top:15216;height:475;width:1550;" filled="f" o:preferrelative="t" stroked="f" coordsize="21600,21600" o:gfxdata="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">
+                      <v:shape id="图片 6" o:spid="_x0000_s1026" o:spt="75" alt="蔡冬雪" type="#_x0000_t75" style="position:absolute;left:19199;top:19551;height:566;width:1261;" filled="f" o:preferrelative="t" stroked="f" coordsize="21600,21600" o:gfxdata="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">
                         <v:fill on="f" focussize="0,0"/>
                         <v:stroke on="f"/>
-                        <v:imagedata r:id="rId6" cropleft="13765f" croptop="37299f" cropright="17810f" cropbottom="17292f" o:title=""/>
+                        <v:imagedata r:id="rId6" cropleft="12226f" croptop="21838f" cropright="12384f" cropbottom="17497f" chromakey="#FFFFFF" o:title=""/>
                         <o:lock v:ext="edit" aspectratio="t"/>
                       </v:shape>
-                      <v:shape id="图片 25" o:spid="_x0000_s1026" o:spt="75" type="#_x0000_t75" style="position:absolute;left:20702;top:14472;height:2273;width:2273;" filled="f" o:preferrelative="t" stroked="f" coordsize="21600,21600" o:gfxdata="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">
+                      <v:shape id="图片 25" o:spid="_x0000_s1026" o:spt="75" type="#_x0000_t75" style="position:absolute;left:18706;top:18782;height:2273;width:2273;" filled="f" o:preferrelative="t" stroked="f" coordsize="21600,21600" o:gfxdata="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">
                         <v:fill on="f" focussize="0,0"/>
                         <v:stroke on="f"/>
                         <v:imagedata r:id="rId7" o:title=""/>
@@ -3067,55 +3081,73 @@
                     <wp:anchor distT="0" distB="0" distL="114300" distR="114300" simplePos="0" relativeHeight="251662336" behindDoc="0" locked="0" layoutInCell="1" allowOverlap="1">
                       <wp:simplePos x="0" y="0"/>
                       <wp:positionH relativeFrom="column">
-                        <wp:posOffset>-181610</wp:posOffset>
+                        <wp:posOffset>-98425</wp:posOffset>
                       </wp:positionH>
                       <wp:positionV relativeFrom="paragraph">
-                        <wp:posOffset>-455295</wp:posOffset>
+                        <wp:posOffset>-492760</wp:posOffset>
                       </wp:positionV>
-                      <wp:extent cx="1442720" cy="1442720"/>
-                      <wp:effectExtent l="0" t="0" r="5080" b="5080"/>
+                      <wp:extent cx="1443355" cy="1443355"/>
+                      <wp:effectExtent l="0" t="0" r="0" b="0"/>
                       <wp:wrapNone/>
-                      <wp:docPr id="8" name="组合 8"/>
+                      <wp:docPr id="47" name="组合 23"/>
                       <wp:cNvGraphicFramePr/>
                       <a:graphic xmlns:a="http://schemas.openxmlformats.org/drawingml/2006/main">
                         <a:graphicData uri="http://schemas.microsoft.com/office/word/2010/wordprocessingGroup">
                           <wpg:wgp>
                             <wpg:cNvGrpSpPr/>
                             <wpg:grpSpPr>
-                              <a:xfrm>
+                              <a:xfrm rot="0">
                                 <a:off x="0" y="0"/>
-                                <a:ext cx="1442720" cy="1442720"/>
-                                <a:chOff x="14555" y="19046"/>
-                                <a:chExt cx="2272" cy="2272"/>
+                                <a:ext cx="1443355" cy="1443355"/>
+                                <a:chOff x="18874" y="20594"/>
+                                <a:chExt cx="2273" cy="2273"/>
                               </a:xfrm>
                             </wpg:grpSpPr>
                             <pic:pic xmlns:pic="http://schemas.openxmlformats.org/drawingml/2006/picture">
                               <pic:nvPicPr>
-                                <pic:cNvPr id="19" name="图片 1" descr="24f613a0-66be-430b-9e80-270d3393fac5"/>
+                                <pic:cNvPr id="44" name="图片 1"/>
                                 <pic:cNvPicPr>
                                   <a:picLocks noChangeAspect="1"/>
                                 </pic:cNvPicPr>
                               </pic:nvPicPr>
                               <pic:blipFill>
-                                <a:blip r:embed="rId8"/>
-                                <a:srcRect l="43292" t="26660" r="21693" b="24394"/>
+                                <a:blip r:embed="rId8">
+                                  <a:clrChange>
+                                    <a:clrFrom>
+                                      <a:srgbClr val="FFFFFF">
+                                        <a:alpha val="100000"/>
+                                      </a:srgbClr>
+                                    </a:clrFrom>
+                                    <a:clrTo>
+                                      <a:srgbClr val="FFFFFF">
+                                        <a:alpha val="100000"/>
+                                        <a:alpha val="0"/>
+                                      </a:srgbClr>
+                                    </a:clrTo>
+                                  </a:clrChange>
+                                </a:blip>
+                                <a:srcRect l="10922" t="11667"/>
                                 <a:stretch>
                                   <a:fillRect/>
                                 </a:stretch>
                               </pic:blipFill>
                               <pic:spPr>
-                                <a:xfrm rot="16200000">
-                                  <a:off x="15453" y="19290"/>
-                                  <a:ext cx="506" cy="1327"/>
+                                <a:xfrm>
+                                  <a:off x="19199" y="21203"/>
+                                  <a:ext cx="1672" cy="901"/>
                                 </a:xfrm>
                                 <a:prstGeom prst="rect">
                                   <a:avLst/>
                                 </a:prstGeom>
+                                <a:noFill/>
+                                <a:ln>
+                                  <a:noFill/>
+                                </a:ln>
                               </pic:spPr>
                             </pic:pic>
                             <pic:pic xmlns:pic="http://schemas.openxmlformats.org/drawingml/2006/picture">
                               <pic:nvPicPr>
-                                <pic:cNvPr id="31" name="图片 25"/>
+                                <pic:cNvPr id="45" name="图片 25"/>
                                 <pic:cNvPicPr>
                                   <a:picLocks noChangeAspect="1" noChangeArrowheads="1"/>
                                 </pic:cNvPicPr>
@@ -3135,7 +3167,7 @@
                               </pic:blipFill>
                               <pic:spPr>
                                 <a:xfrm>
-                                  <a:off x="14555" y="19046"/>
+                                  <a:off x="18874" y="20594"/>
                                   <a:ext cx="2273" cy="2273"/>
                                 </a:xfrm>
                                 <a:prstGeom prst="rect">
@@ -3155,15 +3187,15 @@
                 </mc:Choice>
                 <mc:Fallback>
                   <w:pict>
-                    <v:group id="_x0000_s1026" o:spid="_x0000_s1026" o:spt="203" style="position:absolute;left:0pt;margin-left:-14.3pt;margin-top:-35.85pt;height:113.6pt;width:113.6pt;z-index:251662336;mso-width-relative:page;mso-height-relative:page;" coordorigin="14555,19046" coordsize="2272,2272" o:gfxdata="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">
+                    <v:group id="组合 23" o:spid="_x0000_s1026" o:spt="203" style="position:absolute;left:0pt;margin-left:-7.75pt;margin-top:-38.8pt;height:113.65pt;width:113.65pt;z-index:251662336;mso-width-relative:page;mso-height-relative:page;" coordorigin="18874,20594" coordsize="2273,2273" o:gfxdata="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">
                       <o:lock v:ext="edit" aspectratio="f"/>
-                      <v:shape id="图片 1" o:spid="_x0000_s1026" o:spt="75" alt="24f613a0-66be-430b-9e80-270d3393fac5" type="#_x0000_t75" style="position:absolute;left:15453;top:19290;height:1327;width:506;rotation:-5898240f;" filled="f" o:preferrelative="t" stroked="f" coordsize="21600,21600" o:gfxdata="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">
+                      <v:shape id="图片 1" o:spid="_x0000_s1026" o:spt="75" type="#_x0000_t75" style="position:absolute;left:19199;top:21203;height:901;width:1672;" filled="f" o:preferrelative="t" stroked="f" coordsize="21600,21600" o:gfxdata="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">
                         <v:fill on="f" focussize="0,0"/>
                         <v:stroke on="f"/>
-                        <v:imagedata r:id="rId8" cropleft="28372f" croptop="17472f" cropright="14217f" cropbottom="15987f" o:title=""/>
+                        <v:imagedata r:id="rId8" cropleft="7158f" croptop="7646f" chromakey="#FFFFFF" o:title=""/>
                         <o:lock v:ext="edit" aspectratio="t"/>
                       </v:shape>
-                      <v:shape id="图片 25" o:spid="_x0000_s1026" o:spt="75" type="#_x0000_t75" style="position:absolute;left:14555;top:19046;height:2273;width:2273;" filled="f" o:preferrelative="t" stroked="f" coordsize="21600,21600" o:gfxdata="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">
+                      <v:shape id="图片 25" o:spid="_x0000_s1026" o:spt="75" type="#_x0000_t75" style="position:absolute;left:18874;top:20594;height:2273;width:2273;" filled="f" o:preferrelative="t" stroked="f" coordsize="21600,21600" o:gfxdata="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">
                         <v:fill on="f" focussize="0,0"/>
                         <v:stroke on="f"/>
                         <v:imagedata r:id="rId7" o:title=""/>
@@ -3420,1840 +3452,6 @@
     <w:p>
       <w:pPr>
         <w:rPr>
-          <w:rFonts w:ascii="Times New Roman" w:hAnsi="Times New Roman" w:eastAsia="微软雅黑" w:cs="Times New Roman"/>
-          <w:sz w:val="24"/>
-          <w:szCs w:val="24"/>
-          <w:lang w:eastAsia="zh-CN"/>
-        </w:rPr>
-      </w:pPr>
-      <w:r>
-        <w:rPr>
-          <w:rFonts w:hint="eastAsia" w:ascii="Times New Roman" w:hAnsi="Times New Roman" w:eastAsia="微软雅黑" w:cs="Times New Roman"/>
-          <w:sz w:val="24"/>
-          <w:szCs w:val="24"/>
-          <w:lang w:eastAsia="zh-CN"/>
-        </w:rPr>
-        <w:t xml:space="preserve">{% endif %}{% if testedby == </w:t>
-      </w:r>
-      <w:r>
-        <w:rPr>
-          <w:rFonts w:ascii="Times New Roman" w:hAnsi="Times New Roman" w:eastAsia="微软雅黑" w:cs="Times New Roman"/>
-          <w:sz w:val="24"/>
-          <w:szCs w:val="24"/>
-          <w:lang w:eastAsia="zh-CN"/>
-        </w:rPr>
-        <w:t>“</w:t>
-      </w:r>
-      <w:r>
-        <w:rPr>
-          <w:rFonts w:hint="eastAsia" w:ascii="Times New Roman" w:hAnsi="Times New Roman" w:eastAsia="微软雅黑" w:cs="Times New Roman"/>
-          <w:sz w:val="24"/>
-          <w:szCs w:val="24"/>
-          <w:lang w:eastAsia="zh-CN"/>
-        </w:rPr>
-        <w:t>3</w:t>
-      </w:r>
-      <w:r>
-        <w:rPr>
-          <w:rFonts w:ascii="Times New Roman" w:hAnsi="Times New Roman" w:eastAsia="微软雅黑" w:cs="Times New Roman"/>
-          <w:sz w:val="24"/>
-          <w:szCs w:val="24"/>
-          <w:lang w:eastAsia="zh-CN"/>
-        </w:rPr>
-        <w:t>”</w:t>
-      </w:r>
-      <w:r>
-        <w:rPr>
-          <w:rFonts w:hint="eastAsia" w:ascii="Times New Roman" w:hAnsi="Times New Roman" w:eastAsia="微软雅黑" w:cs="Times New Roman"/>
-          <w:sz w:val="24"/>
-          <w:szCs w:val="24"/>
-          <w:lang w:eastAsia="zh-CN"/>
-        </w:rPr>
-        <w:t xml:space="preserve"> %}</w:t>
-      </w:r>
-    </w:p>
-    <w:p>
-      <w:pPr>
-        <w:rPr>
-          <w:rFonts w:ascii="Times New Roman" w:hAnsi="Times New Roman" w:eastAsia="微软雅黑" w:cs="Times New Roman"/>
-          <w:sz w:val="24"/>
-          <w:szCs w:val="24"/>
-          <w:lang w:eastAsia="zh-CN"/>
-        </w:rPr>
-      </w:pPr>
-    </w:p>
-    <w:p>
-      <w:pPr>
-        <w:rPr>
-          <w:sz w:val="24"/>
-          <w:lang w:eastAsia="zh-CN"/>
-        </w:rPr>
-      </w:pPr>
-    </w:p>
-    <w:tbl>
-      <w:tblPr>
-        <w:tblStyle w:val="34"/>
-        <w:tblW w:w="9066" w:type="dxa"/>
-        <w:jc w:val="right"/>
-        <w:tblLayout w:type="fixed"/>
-        <w:tblCellMar>
-          <w:top w:w="0" w:type="dxa"/>
-          <w:left w:w="0" w:type="dxa"/>
-          <w:bottom w:w="0" w:type="dxa"/>
-          <w:right w:w="0" w:type="dxa"/>
-        </w:tblCellMar>
-      </w:tblPr>
-      <w:tblGrid>
-        <w:gridCol w:w="1272"/>
-        <w:gridCol w:w="2306"/>
-        <w:gridCol w:w="1373"/>
-        <w:gridCol w:w="1640"/>
-        <w:gridCol w:w="2475"/>
-      </w:tblGrid>
-      <w:tr>
-        <w:tblPrEx>
-          <w:tblCellMar>
-            <w:top w:w="0" w:type="dxa"/>
-            <w:left w:w="0" w:type="dxa"/>
-            <w:bottom w:w="0" w:type="dxa"/>
-            <w:right w:w="0" w:type="dxa"/>
-          </w:tblCellMar>
-        </w:tblPrEx>
-        <w:trPr>
-          <w:trHeight w:val="441" w:hRule="exact"/>
-          <w:jc w:val="right"/>
-        </w:trPr>
-        <w:tc>
-          <w:tcPr>
-            <w:tcW w:w="1272" w:type="dxa"/>
-            <w:vAlign w:val="center"/>
-          </w:tcPr>
-          <w:p>
-            <w:pPr>
-              <w:pStyle w:val="20"/>
-              <w:spacing w:before="13"/>
-              <w:ind w:left="13" w:right="95"/>
-              <w:jc w:val="both"/>
-              <w:rPr>
-                <w:rFonts w:ascii="Times New Roman" w:hAnsi="Times New Roman" w:cs="Times New Roman"/>
-                <w:b/>
-                <w:sz w:val="24"/>
-                <w:szCs w:val="24"/>
-              </w:rPr>
-            </w:pPr>
-            <w:r>
-              <w:rPr>
-                <w:rFonts w:ascii="Times New Roman" w:hAnsi="Times New Roman" w:cs="Times New Roman"/>
-                <w:b/>
-                <w:sz w:val="24"/>
-                <w:szCs w:val="24"/>
-              </w:rPr>
-              <w:t>检测人：</w:t>
-            </w:r>
-          </w:p>
-        </w:tc>
-        <w:tc>
-          <w:tcPr>
-            <w:tcW w:w="2306" w:type="dxa"/>
-            <w:vAlign w:val="center"/>
-          </w:tcPr>
-          <w:p>
-            <w:pPr>
-              <w:pStyle w:val="20"/>
-              <w:spacing w:before="13"/>
-              <w:jc w:val="both"/>
-              <w:rPr>
-                <w:rFonts w:ascii="Times New Roman" w:hAnsi="Times New Roman" w:cs="Times New Roman"/>
-                <w:b/>
-                <w:sz w:val="24"/>
-                <w:szCs w:val="24"/>
-              </w:rPr>
-            </w:pPr>
-            <w:r>
-              <w:rPr>
-                <w:sz w:val="24"/>
-              </w:rPr>
-              <mc:AlternateContent>
-                <mc:Choice Requires="wpg">
-                  <w:drawing>
-                    <wp:anchor distT="0" distB="0" distL="114300" distR="114300" simplePos="0" relativeHeight="251660288" behindDoc="0" locked="0" layoutInCell="1" allowOverlap="1">
-                      <wp:simplePos x="0" y="0"/>
-                      <wp:positionH relativeFrom="column">
-                        <wp:posOffset>-388620</wp:posOffset>
-                      </wp:positionH>
-                      <wp:positionV relativeFrom="paragraph">
-                        <wp:posOffset>-462915</wp:posOffset>
-                      </wp:positionV>
-                      <wp:extent cx="1443355" cy="1475740"/>
-                      <wp:effectExtent l="0" t="0" r="4445" b="2540"/>
-                      <wp:wrapNone/>
-                      <wp:docPr id="9" name="组合 9"/>
-                      <wp:cNvGraphicFramePr/>
-                      <a:graphic xmlns:a="http://schemas.openxmlformats.org/drawingml/2006/main">
-                        <a:graphicData uri="http://schemas.microsoft.com/office/word/2010/wordprocessingGroup">
-                          <wpg:wgp>
-                            <wpg:cNvGrpSpPr/>
-                            <wpg:grpSpPr>
-                              <a:xfrm>
-                                <a:off x="0" y="0"/>
-                                <a:ext cx="1443355" cy="1475740"/>
-                                <a:chOff x="3722" y="92738"/>
-                                <a:chExt cx="2273" cy="2273"/>
-                              </a:xfrm>
-                            </wpg:grpSpPr>
-                            <pic:pic xmlns:pic="http://schemas.openxmlformats.org/drawingml/2006/picture">
-                              <pic:nvPicPr>
-                                <pic:cNvPr id="22" name="图片 59" descr="图片1"/>
-                                <pic:cNvPicPr>
-                                  <a:picLocks noChangeAspect="1"/>
-                                </pic:cNvPicPr>
-                              </pic:nvPicPr>
-                              <pic:blipFill>
-                                <a:blip r:embed="rId9">
-                                  <a:biLevel thresh="50000"/>
-                                </a:blip>
-                                <a:srcRect l="7865" t="11797" r="5322" b="19074"/>
-                                <a:stretch>
-                                  <a:fillRect/>
-                                </a:stretch>
-                              </pic:blipFill>
-                              <pic:spPr>
-                                <a:xfrm>
-                                  <a:off x="4057" y="93343"/>
-                                  <a:ext cx="1468" cy="627"/>
-                                </a:xfrm>
-                                <a:prstGeom prst="rect">
-                                  <a:avLst/>
-                                </a:prstGeom>
-                                <a:noFill/>
-                              </pic:spPr>
-                            </pic:pic>
-                            <pic:pic xmlns:pic="http://schemas.openxmlformats.org/drawingml/2006/picture">
-                              <pic:nvPicPr>
-                                <pic:cNvPr id="107" name="图片 23"/>
-                                <pic:cNvPicPr>
-                                  <a:picLocks noChangeAspect="1" noChangeArrowheads="1"/>
-                                </pic:cNvPicPr>
-                              </pic:nvPicPr>
-                              <pic:blipFill>
-                                <a:blip r:embed="rId7">
-                                  <a:extLst>
-                                    <a:ext uri="{28A0092B-C50C-407E-A947-70E740481C1C}">
-                                      <a14:useLocalDpi xmlns:a14="http://schemas.microsoft.com/office/drawing/2010/main" val="0"/>
-                                    </a:ext>
-                                  </a:extLst>
-                                </a:blip>
-                                <a:srcRect/>
-                                <a:stretch>
-                                  <a:fillRect/>
-                                </a:stretch>
-                              </pic:blipFill>
-                              <pic:spPr>
-                                <a:xfrm>
-                                  <a:off x="3722" y="92738"/>
-                                  <a:ext cx="2273" cy="2273"/>
-                                </a:xfrm>
-                                <a:prstGeom prst="rect">
-                                  <a:avLst/>
-                                </a:prstGeom>
-                                <a:noFill/>
-                                <a:ln>
-                                  <a:noFill/>
-                                </a:ln>
-                              </pic:spPr>
-                            </pic:pic>
-                          </wpg:wgp>
-                        </a:graphicData>
-                      </a:graphic>
-                    </wp:anchor>
-                  </w:drawing>
-                </mc:Choice>
-                <mc:Fallback>
-                  <w:pict>
-                    <v:group id="_x0000_s1026" o:spid="_x0000_s1026" o:spt="203" style="position:absolute;left:0pt;margin-left:-30.6pt;margin-top:-36.45pt;height:116.2pt;width:113.65pt;z-index:251660288;mso-width-relative:page;mso-height-relative:page;" coordorigin="3722,92738" coordsize="2273,2273" o:gfxdata="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">
-                      <o:lock v:ext="edit" aspectratio="f"/>
-                      <v:shape id="图片 59" o:spid="_x0000_s1026" o:spt="75" alt="图片1" type="#_x0000_t75" style="position:absolute;left:4057;top:93343;height:627;width:1468;" filled="f" o:preferrelative="t" stroked="f" coordsize="21600,21600" o:gfxdata="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">
-                        <v:fill on="f" focussize="0,0"/>
-                        <v:stroke on="f"/>
-                        <v:imagedata r:id="rId9" cropleft="5154f" croptop="7731f" cropright="3488f" cropbottom="12500f" grayscale="t" bilevel="t" o:title=""/>
-                        <o:lock v:ext="edit" aspectratio="t"/>
-                      </v:shape>
-                      <v:shape id="图片 23" o:spid="_x0000_s1026" o:spt="75" type="#_x0000_t75" style="position:absolute;left:3722;top:92738;height:2273;width:2273;" filled="f" o:preferrelative="t" stroked="f" coordsize="21600,21600" o:gfxdata="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">
-                        <v:fill on="f" focussize="0,0"/>
-                        <v:stroke on="f"/>
-                        <v:imagedata r:id="rId7" o:title=""/>
-                        <o:lock v:ext="edit" aspectratio="t"/>
-                      </v:shape>
-                    </v:group>
-                  </w:pict>
-                </mc:Fallback>
-              </mc:AlternateContent>
-            </w:r>
-          </w:p>
-        </w:tc>
-        <w:tc>
-          <w:tcPr>
-            <w:tcW w:w="1373" w:type="dxa"/>
-            <w:vAlign w:val="center"/>
-          </w:tcPr>
-          <w:p>
-            <w:pPr>
-              <w:pStyle w:val="20"/>
-              <w:spacing w:before="13"/>
-              <w:jc w:val="both"/>
-              <w:rPr>
-                <w:rFonts w:ascii="Times New Roman" w:hAnsi="Times New Roman" w:cs="Times New Roman"/>
-                <w:b/>
-                <w:sz w:val="24"/>
-                <w:szCs w:val="24"/>
-              </w:rPr>
-            </w:pPr>
-            <w:r>
-              <w:rPr>
-                <w:rFonts w:hint="eastAsia" w:ascii="Times New Roman" w:hAnsi="Times New Roman" w:cs="Times New Roman"/>
-                <w:b/>
-                <w:sz w:val="24"/>
-                <w:szCs w:val="24"/>
-                <w:lang w:val="en-US" w:eastAsia="zh-CN"/>
-              </w:rPr>
-              <w:t>报告医生</w:t>
-            </w:r>
-            <w:r>
-              <w:rPr>
-                <w:rFonts w:ascii="Times New Roman" w:hAnsi="Times New Roman" w:cs="Times New Roman"/>
-                <w:b/>
-                <w:sz w:val="24"/>
-                <w:szCs w:val="24"/>
-                <w:lang w:eastAsia="zh-CN"/>
-              </w:rPr>
-              <w:t>：</w:t>
-            </w:r>
-          </w:p>
-        </w:tc>
-        <w:tc>
-          <w:tcPr>
-            <w:tcW w:w="1640" w:type="dxa"/>
-            <w:vAlign w:val="center"/>
-          </w:tcPr>
-          <w:p>
-            <w:pPr>
-              <w:pStyle w:val="20"/>
-              <w:spacing w:before="13"/>
-              <w:ind w:right="15"/>
-              <w:jc w:val="both"/>
-              <w:rPr>
-                <w:rFonts w:ascii="Times New Roman" w:hAnsi="Times New Roman" w:cs="Times New Roman"/>
-                <w:b/>
-                <w:sz w:val="24"/>
-                <w:szCs w:val="24"/>
-              </w:rPr>
-            </w:pPr>
-          </w:p>
-        </w:tc>
-        <w:tc>
-          <w:tcPr>
-            <w:tcW w:w="2475" w:type="dxa"/>
-            <w:vAlign w:val="center"/>
-          </w:tcPr>
-          <w:p>
-            <w:pPr>
-              <w:pStyle w:val="20"/>
-              <w:spacing w:before="13"/>
-              <w:ind w:right="15"/>
-              <w:jc w:val="both"/>
-              <w:rPr>
-                <w:rFonts w:hint="eastAsia" w:ascii="Times New Roman" w:hAnsi="Times New Roman" w:eastAsia="宋体" w:cs="Times New Roman"/>
-                <w:b/>
-                <w:sz w:val="24"/>
-                <w:szCs w:val="24"/>
-                <w:lang w:val="en-US" w:eastAsia="zh-CN"/>
-              </w:rPr>
-            </w:pPr>
-            <w:r>
-              <w:rPr>
-                <w:rFonts w:hint="eastAsia" w:ascii="Times New Roman" w:hAnsi="Times New Roman" w:cs="Times New Roman"/>
-                <w:b/>
-                <w:sz w:val="24"/>
-                <w:szCs w:val="24"/>
-                <w:lang w:val="en-US" w:eastAsia="zh-CN"/>
-              </w:rPr>
-              <w:t>审核医生：</w:t>
-            </w:r>
-          </w:p>
-        </w:tc>
-      </w:tr>
-      <w:tr>
-        <w:tblPrEx>
-          <w:tblCellMar>
-            <w:top w:w="0" w:type="dxa"/>
-            <w:left w:w="0" w:type="dxa"/>
-            <w:bottom w:w="0" w:type="dxa"/>
-            <w:right w:w="0" w:type="dxa"/>
-          </w:tblCellMar>
-        </w:tblPrEx>
-        <w:trPr>
-          <w:trHeight w:val="457" w:hRule="exact"/>
-          <w:jc w:val="right"/>
-        </w:trPr>
-        <w:tc>
-          <w:tcPr>
-            <w:tcW w:w="1272" w:type="dxa"/>
-            <w:vAlign w:val="center"/>
-          </w:tcPr>
-          <w:p>
-            <w:pPr>
-              <w:pStyle w:val="20"/>
-              <w:spacing w:line="341" w:lineRule="exact"/>
-              <w:ind w:left="13" w:right="165"/>
-              <w:jc w:val="both"/>
-              <w:rPr>
-                <w:rFonts w:ascii="Times New Roman" w:hAnsi="Times New Roman" w:cs="Times New Roman"/>
-                <w:b/>
-                <w:sz w:val="24"/>
-                <w:szCs w:val="24"/>
-              </w:rPr>
-            </w:pPr>
-            <w:r>
-              <w:rPr>
-                <w:rFonts w:ascii="Times New Roman" w:hAnsi="Times New Roman" w:cs="Times New Roman"/>
-                <w:b/>
-                <w:sz w:val="24"/>
-                <w:szCs w:val="24"/>
-              </w:rPr>
-              <w:t>日</w:t>
-            </w:r>
-            <w:r>
-              <w:rPr>
-                <w:rFonts w:ascii="Times New Roman" w:hAnsi="Times New Roman" w:cs="Times New Roman"/>
-                <w:b/>
-                <w:sz w:val="24"/>
-                <w:szCs w:val="24"/>
-                <w:lang w:eastAsia="zh-CN"/>
-              </w:rPr>
-              <w:t xml:space="preserve">  </w:t>
-            </w:r>
-            <w:r>
-              <w:rPr>
-                <w:rFonts w:ascii="Times New Roman" w:hAnsi="Times New Roman" w:cs="Times New Roman"/>
-                <w:b/>
-                <w:sz w:val="24"/>
-                <w:szCs w:val="24"/>
-              </w:rPr>
-              <w:t>期：</w:t>
-            </w:r>
-          </w:p>
-        </w:tc>
-        <w:tc>
-          <w:tcPr>
-            <w:tcW w:w="2306" w:type="dxa"/>
-            <w:vAlign w:val="center"/>
-          </w:tcPr>
-          <w:p>
-            <w:pPr>
-              <w:pStyle w:val="20"/>
-              <w:spacing w:line="363" w:lineRule="exact"/>
-              <w:jc w:val="both"/>
-              <w:rPr>
-                <w:rFonts w:ascii="Times New Roman" w:hAnsi="Times New Roman" w:cs="Times New Roman"/>
-                <w:sz w:val="24"/>
-                <w:szCs w:val="24"/>
-              </w:rPr>
-            </w:pPr>
-            <w:r>
-              <w:rPr>
-                <w:rFonts w:ascii="Times New Roman" w:hAnsi="Times New Roman" w:cs="Times New Roman"/>
-                <w:kern w:val="2"/>
-                <w:sz w:val="24"/>
-                <w:szCs w:val="24"/>
-                <w:lang w:eastAsia="zh-CN"/>
-              </w:rPr>
-              <w:t>{{ reportdate }}</w:t>
-            </w:r>
-          </w:p>
-        </w:tc>
-        <w:tc>
-          <w:tcPr>
-            <w:tcW w:w="1373" w:type="dxa"/>
-            <w:vAlign w:val="center"/>
-          </w:tcPr>
-          <w:p>
-            <w:pPr>
-              <w:pStyle w:val="20"/>
-              <w:spacing w:line="341" w:lineRule="exact"/>
-              <w:jc w:val="both"/>
-              <w:rPr>
-                <w:rFonts w:ascii="Times New Roman" w:hAnsi="Times New Roman" w:cs="Times New Roman"/>
-                <w:b/>
-                <w:sz w:val="24"/>
-                <w:szCs w:val="24"/>
-              </w:rPr>
-            </w:pPr>
-          </w:p>
-        </w:tc>
-        <w:tc>
-          <w:tcPr>
-            <w:tcW w:w="1640" w:type="dxa"/>
-            <w:vAlign w:val="center"/>
-          </w:tcPr>
-          <w:p>
-            <w:pPr>
-              <w:pStyle w:val="20"/>
-              <w:spacing w:line="363" w:lineRule="exact"/>
-              <w:ind w:right="15"/>
-              <w:jc w:val="both"/>
-              <w:rPr>
-                <w:rFonts w:ascii="Times New Roman" w:hAnsi="Times New Roman" w:cs="Times New Roman"/>
-                <w:sz w:val="24"/>
-                <w:szCs w:val="24"/>
-              </w:rPr>
-            </w:pPr>
-          </w:p>
-        </w:tc>
-        <w:tc>
-          <w:tcPr>
-            <w:tcW w:w="2475" w:type="dxa"/>
-            <w:vAlign w:val="center"/>
-          </w:tcPr>
-          <w:p>
-            <w:pPr>
-              <w:pStyle w:val="20"/>
-              <w:spacing w:line="363" w:lineRule="exact"/>
-              <w:ind w:right="15"/>
-              <w:jc w:val="both"/>
-              <w:rPr>
-                <w:rFonts w:ascii="Times New Roman" w:hAnsi="Times New Roman" w:cs="Times New Roman"/>
-                <w:kern w:val="2"/>
-                <w:sz w:val="24"/>
-                <w:szCs w:val="24"/>
-                <w:lang w:eastAsia="zh-CN"/>
-              </w:rPr>
-            </w:pPr>
-          </w:p>
-        </w:tc>
-      </w:tr>
-    </w:tbl>
-    <w:p>
-      <w:pPr>
-        <w:rPr>
-          <w:rFonts w:ascii="Times New Roman" w:hAnsi="Times New Roman" w:eastAsia="微软雅黑" w:cs="Times New Roman"/>
-          <w:sz w:val="24"/>
-          <w:szCs w:val="24"/>
-          <w:lang w:eastAsia="zh-CN"/>
-        </w:rPr>
-      </w:pPr>
-      <w:r>
-        <w:rPr>
-          <w:rFonts w:hint="eastAsia" w:ascii="Times New Roman" w:hAnsi="Times New Roman" w:eastAsia="微软雅黑" w:cs="Times New Roman"/>
-          <w:sz w:val="24"/>
-          <w:szCs w:val="24"/>
-          <w:lang w:eastAsia="zh-CN"/>
-        </w:rPr>
-        <w:t xml:space="preserve">{% endif %}{% if testedby == </w:t>
-      </w:r>
-      <w:r>
-        <w:rPr>
-          <w:rFonts w:ascii="Times New Roman" w:hAnsi="Times New Roman" w:eastAsia="微软雅黑" w:cs="Times New Roman"/>
-          <w:sz w:val="24"/>
-          <w:szCs w:val="24"/>
-          <w:lang w:eastAsia="zh-CN"/>
-        </w:rPr>
-        <w:t>“</w:t>
-      </w:r>
-      <w:r>
-        <w:rPr>
-          <w:rFonts w:hint="eastAsia" w:ascii="Times New Roman" w:hAnsi="Times New Roman" w:eastAsia="微软雅黑" w:cs="Times New Roman"/>
-          <w:sz w:val="24"/>
-          <w:szCs w:val="24"/>
-          <w:lang w:eastAsia="zh-CN"/>
-        </w:rPr>
-        <w:t>4</w:t>
-      </w:r>
-      <w:r>
-        <w:rPr>
-          <w:rFonts w:ascii="Times New Roman" w:hAnsi="Times New Roman" w:eastAsia="微软雅黑" w:cs="Times New Roman"/>
-          <w:sz w:val="24"/>
-          <w:szCs w:val="24"/>
-          <w:lang w:eastAsia="zh-CN"/>
-        </w:rPr>
-        <w:t>”</w:t>
-      </w:r>
-      <w:r>
-        <w:rPr>
-          <w:rFonts w:hint="eastAsia" w:ascii="Times New Roman" w:hAnsi="Times New Roman" w:eastAsia="微软雅黑" w:cs="Times New Roman"/>
-          <w:sz w:val="24"/>
-          <w:szCs w:val="24"/>
-          <w:lang w:eastAsia="zh-CN"/>
-        </w:rPr>
-        <w:t xml:space="preserve"> %}</w:t>
-      </w:r>
-    </w:p>
-    <w:p>
-      <w:pPr>
-        <w:rPr>
-          <w:rFonts w:ascii="Times New Roman" w:hAnsi="Times New Roman" w:eastAsia="微软雅黑" w:cs="Times New Roman"/>
-          <w:sz w:val="24"/>
-          <w:szCs w:val="24"/>
-          <w:lang w:eastAsia="zh-CN"/>
-        </w:rPr>
-      </w:pPr>
-    </w:p>
-    <w:p>
-      <w:pPr>
-        <w:rPr>
-          <w:rFonts w:ascii="Times New Roman" w:hAnsi="Times New Roman" w:eastAsia="微软雅黑" w:cs="Times New Roman"/>
-          <w:sz w:val="24"/>
-          <w:szCs w:val="24"/>
-          <w:lang w:eastAsia="zh-CN"/>
-        </w:rPr>
-      </w:pPr>
-    </w:p>
-    <w:tbl>
-      <w:tblPr>
-        <w:tblStyle w:val="34"/>
-        <w:tblW w:w="9066" w:type="dxa"/>
-        <w:jc w:val="right"/>
-        <w:tblLayout w:type="fixed"/>
-        <w:tblCellMar>
-          <w:top w:w="0" w:type="dxa"/>
-          <w:left w:w="0" w:type="dxa"/>
-          <w:bottom w:w="0" w:type="dxa"/>
-          <w:right w:w="0" w:type="dxa"/>
-        </w:tblCellMar>
-      </w:tblPr>
-      <w:tblGrid>
-        <w:gridCol w:w="1272"/>
-        <w:gridCol w:w="2306"/>
-        <w:gridCol w:w="1373"/>
-        <w:gridCol w:w="1640"/>
-        <w:gridCol w:w="2475"/>
-      </w:tblGrid>
-      <w:tr>
-        <w:tblPrEx>
-          <w:tblCellMar>
-            <w:top w:w="0" w:type="dxa"/>
-            <w:left w:w="0" w:type="dxa"/>
-            <w:bottom w:w="0" w:type="dxa"/>
-            <w:right w:w="0" w:type="dxa"/>
-          </w:tblCellMar>
-        </w:tblPrEx>
-        <w:trPr>
-          <w:trHeight w:val="441" w:hRule="exact"/>
-          <w:jc w:val="right"/>
-        </w:trPr>
-        <w:tc>
-          <w:tcPr>
-            <w:tcW w:w="1272" w:type="dxa"/>
-            <w:vAlign w:val="center"/>
-          </w:tcPr>
-          <w:p>
-            <w:pPr>
-              <w:pStyle w:val="20"/>
-              <w:spacing w:before="13"/>
-              <w:ind w:left="13" w:right="95"/>
-              <w:jc w:val="both"/>
-              <w:rPr>
-                <w:rFonts w:ascii="Times New Roman" w:hAnsi="Times New Roman" w:cs="Times New Roman"/>
-                <w:b/>
-                <w:sz w:val="24"/>
-                <w:szCs w:val="24"/>
-              </w:rPr>
-            </w:pPr>
-            <w:r>
-              <w:rPr>
-                <w:rFonts w:ascii="Times New Roman" w:hAnsi="Times New Roman" w:cs="Times New Roman"/>
-                <w:b/>
-                <w:sz w:val="24"/>
-                <w:szCs w:val="24"/>
-              </w:rPr>
-              <w:t>检测人：</w:t>
-            </w:r>
-          </w:p>
-        </w:tc>
-        <w:tc>
-          <w:tcPr>
-            <w:tcW w:w="2306" w:type="dxa"/>
-            <w:vAlign w:val="center"/>
-          </w:tcPr>
-          <w:p>
-            <w:pPr>
-              <w:pStyle w:val="20"/>
-              <w:spacing w:before="13"/>
-              <w:jc w:val="both"/>
-              <w:rPr>
-                <w:rFonts w:ascii="Times New Roman" w:hAnsi="Times New Roman" w:cs="Times New Roman"/>
-                <w:b/>
-                <w:sz w:val="24"/>
-                <w:szCs w:val="24"/>
-              </w:rPr>
-            </w:pPr>
-            <w:r>
-              <w:rPr>
-                <w:sz w:val="24"/>
-              </w:rPr>
-              <mc:AlternateContent>
-                <mc:Choice Requires="wpg">
-                  <w:drawing>
-                    <wp:anchor distT="0" distB="0" distL="114300" distR="114300" simplePos="0" relativeHeight="251659264" behindDoc="0" locked="0" layoutInCell="1" allowOverlap="1">
-                      <wp:simplePos x="0" y="0"/>
-                      <wp:positionH relativeFrom="column">
-                        <wp:posOffset>-521335</wp:posOffset>
-                      </wp:positionH>
-                      <wp:positionV relativeFrom="paragraph">
-                        <wp:posOffset>-472440</wp:posOffset>
-                      </wp:positionV>
-                      <wp:extent cx="1443355" cy="1443355"/>
-                      <wp:effectExtent l="0" t="0" r="4445" b="4445"/>
-                      <wp:wrapNone/>
-                      <wp:docPr id="10" name="组合 10"/>
-                      <wp:cNvGraphicFramePr/>
-                      <a:graphic xmlns:a="http://schemas.openxmlformats.org/drawingml/2006/main">
-                        <a:graphicData uri="http://schemas.microsoft.com/office/word/2010/wordprocessingGroup">
-                          <wpg:wgp>
-                            <wpg:cNvGrpSpPr/>
-                            <wpg:grpSpPr>
-                              <a:xfrm>
-                                <a:off x="0" y="0"/>
-                                <a:ext cx="1443355" cy="1443355"/>
-                                <a:chOff x="3513" y="94449"/>
-                                <a:chExt cx="2273" cy="2273"/>
-                              </a:xfrm>
-                            </wpg:grpSpPr>
-                            <pic:pic xmlns:pic="http://schemas.openxmlformats.org/drawingml/2006/picture">
-                              <pic:nvPicPr>
-                                <pic:cNvPr id="110" name="图片 29" descr="IMG_256"/>
-                                <pic:cNvPicPr>
-                                  <a:picLocks noChangeAspect="1"/>
-                                </pic:cNvPicPr>
-                              </pic:nvPicPr>
-                              <pic:blipFill>
-                                <a:blip r:embed="rId10">
-                                  <a:clrChange>
-                                    <a:clrFrom>
-                                      <a:srgbClr val="FFFFFF">
-                                        <a:alpha val="100000"/>
-                                      </a:srgbClr>
-                                    </a:clrFrom>
-                                    <a:clrTo>
-                                      <a:srgbClr val="FFFFFF">
-                                        <a:alpha val="100000"/>
-                                        <a:alpha val="0"/>
-                                      </a:srgbClr>
-                                    </a:clrTo>
-                                  </a:clrChange>
-                                </a:blip>
-                                <a:stretch>
-                                  <a:fillRect/>
-                                </a:stretch>
-                              </pic:blipFill>
-                              <pic:spPr>
-                                <a:xfrm>
-                                  <a:off x="4208" y="95052"/>
-                                  <a:ext cx="975" cy="570"/>
-                                </a:xfrm>
-                                <a:prstGeom prst="rect">
-                                  <a:avLst/>
-                                </a:prstGeom>
-                                <a:noFill/>
-                                <a:ln w="9525">
-                                  <a:noFill/>
-                                </a:ln>
-                              </pic:spPr>
-                            </pic:pic>
-                            <pic:pic xmlns:pic="http://schemas.openxmlformats.org/drawingml/2006/picture">
-                              <pic:nvPicPr>
-                                <pic:cNvPr id="11" name="图片 25"/>
-                                <pic:cNvPicPr>
-                                  <a:picLocks noChangeAspect="1" noChangeArrowheads="1"/>
-                                </pic:cNvPicPr>
-                              </pic:nvPicPr>
-                              <pic:blipFill>
-                                <a:blip r:embed="rId7">
-                                  <a:extLst>
-                                    <a:ext uri="{28A0092B-C50C-407E-A947-70E740481C1C}">
-                                      <a14:useLocalDpi xmlns:a14="http://schemas.microsoft.com/office/drawing/2010/main" val="0"/>
-                                    </a:ext>
-                                  </a:extLst>
-                                </a:blip>
-                                <a:srcRect/>
-                                <a:stretch>
-                                  <a:fillRect/>
-                                </a:stretch>
-                              </pic:blipFill>
-                              <pic:spPr>
-                                <a:xfrm>
-                                  <a:off x="3513" y="94449"/>
-                                  <a:ext cx="2273" cy="2273"/>
-                                </a:xfrm>
-                                <a:prstGeom prst="rect">
-                                  <a:avLst/>
-                                </a:prstGeom>
-                                <a:noFill/>
-                                <a:ln>
-                                  <a:noFill/>
-                                </a:ln>
-                              </pic:spPr>
-                            </pic:pic>
-                          </wpg:wgp>
-                        </a:graphicData>
-                      </a:graphic>
-                    </wp:anchor>
-                  </w:drawing>
-                </mc:Choice>
-                <mc:Fallback>
-                  <w:pict>
-                    <v:group id="_x0000_s1026" o:spid="_x0000_s1026" o:spt="203" style="position:absolute;left:0pt;margin-left:-41.05pt;margin-top:-37.2pt;height:113.65pt;width:113.65pt;z-index:251659264;mso-width-relative:page;mso-height-relative:page;" coordorigin="3513,94449" coordsize="2273,2273" o:gfxdata="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">
-                      <o:lock v:ext="edit" aspectratio="f"/>
-                      <v:shape id="图片 29" o:spid="_x0000_s1026" o:spt="75" alt="IMG_256" type="#_x0000_t75" style="position:absolute;left:4208;top:95052;height:570;width:975;" filled="f" o:preferrelative="t" stroked="f" coordsize="21600,21600" o:gfxdata="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">
-                        <v:fill on="f" focussize="0,0"/>
-                        <v:stroke on="f"/>
-                        <v:imagedata r:id="rId10" chromakey="#FFFFFF" o:title=""/>
-                        <o:lock v:ext="edit" aspectratio="t"/>
-                      </v:shape>
-                      <v:shape id="图片 25" o:spid="_x0000_s1026" o:spt="75" type="#_x0000_t75" style="position:absolute;left:3513;top:94449;height:2273;width:2273;" filled="f" o:preferrelative="t" stroked="f" coordsize="21600,21600" o:gfxdata="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">
-                        <v:fill on="f" focussize="0,0"/>
-                        <v:stroke on="f"/>
-                        <v:imagedata r:id="rId7" o:title=""/>
-                        <o:lock v:ext="edit" aspectratio="t"/>
-                      </v:shape>
-                    </v:group>
-                  </w:pict>
-                </mc:Fallback>
-              </mc:AlternateContent>
-            </w:r>
-          </w:p>
-        </w:tc>
-        <w:tc>
-          <w:tcPr>
-            <w:tcW w:w="1373" w:type="dxa"/>
-            <w:vAlign w:val="center"/>
-          </w:tcPr>
-          <w:p>
-            <w:pPr>
-              <w:pStyle w:val="20"/>
-              <w:spacing w:before="13"/>
-              <w:jc w:val="both"/>
-              <w:rPr>
-                <w:rFonts w:ascii="Times New Roman" w:hAnsi="Times New Roman" w:cs="Times New Roman"/>
-                <w:b/>
-                <w:sz w:val="24"/>
-                <w:szCs w:val="24"/>
-              </w:rPr>
-            </w:pPr>
-            <w:r>
-              <w:rPr>
-                <w:rFonts w:hint="eastAsia" w:ascii="Times New Roman" w:hAnsi="Times New Roman" w:cs="Times New Roman"/>
-                <w:b/>
-                <w:sz w:val="24"/>
-                <w:szCs w:val="24"/>
-                <w:lang w:val="en-US" w:eastAsia="zh-CN"/>
-              </w:rPr>
-              <w:t>报告医生</w:t>
-            </w:r>
-            <w:r>
-              <w:rPr>
-                <w:rFonts w:ascii="Times New Roman" w:hAnsi="Times New Roman" w:cs="Times New Roman"/>
-                <w:b/>
-                <w:sz w:val="24"/>
-                <w:szCs w:val="24"/>
-                <w:lang w:eastAsia="zh-CN"/>
-              </w:rPr>
-              <w:t>：</w:t>
-            </w:r>
-          </w:p>
-        </w:tc>
-        <w:tc>
-          <w:tcPr>
-            <w:tcW w:w="1640" w:type="dxa"/>
-            <w:vAlign w:val="center"/>
-          </w:tcPr>
-          <w:p>
-            <w:pPr>
-              <w:pStyle w:val="20"/>
-              <w:spacing w:before="13"/>
-              <w:ind w:right="15"/>
-              <w:jc w:val="both"/>
-              <w:rPr>
-                <w:rFonts w:ascii="Times New Roman" w:hAnsi="Times New Roman" w:cs="Times New Roman"/>
-                <w:b/>
-                <w:sz w:val="24"/>
-                <w:szCs w:val="24"/>
-              </w:rPr>
-            </w:pPr>
-          </w:p>
-        </w:tc>
-        <w:tc>
-          <w:tcPr>
-            <w:tcW w:w="2475" w:type="dxa"/>
-            <w:vAlign w:val="center"/>
-          </w:tcPr>
-          <w:p>
-            <w:pPr>
-              <w:pStyle w:val="20"/>
-              <w:spacing w:before="13"/>
-              <w:ind w:right="15"/>
-              <w:jc w:val="both"/>
-              <w:rPr>
-                <w:rFonts w:hint="eastAsia" w:ascii="Times New Roman" w:hAnsi="Times New Roman" w:eastAsia="宋体" w:cs="Times New Roman"/>
-                <w:b/>
-                <w:sz w:val="24"/>
-                <w:szCs w:val="24"/>
-                <w:lang w:val="en-US" w:eastAsia="zh-CN"/>
-              </w:rPr>
-            </w:pPr>
-            <w:r>
-              <w:rPr>
-                <w:rFonts w:hint="eastAsia" w:ascii="Times New Roman" w:hAnsi="Times New Roman" w:cs="Times New Roman"/>
-                <w:b/>
-                <w:sz w:val="24"/>
-                <w:szCs w:val="24"/>
-                <w:lang w:val="en-US" w:eastAsia="zh-CN"/>
-              </w:rPr>
-              <w:t>审核医生：</w:t>
-            </w:r>
-          </w:p>
-        </w:tc>
-      </w:tr>
-      <w:tr>
-        <w:tblPrEx>
-          <w:tblCellMar>
-            <w:top w:w="0" w:type="dxa"/>
-            <w:left w:w="0" w:type="dxa"/>
-            <w:bottom w:w="0" w:type="dxa"/>
-            <w:right w:w="0" w:type="dxa"/>
-          </w:tblCellMar>
-        </w:tblPrEx>
-        <w:trPr>
-          <w:trHeight w:val="457" w:hRule="exact"/>
-          <w:jc w:val="right"/>
-        </w:trPr>
-        <w:tc>
-          <w:tcPr>
-            <w:tcW w:w="1272" w:type="dxa"/>
-            <w:vAlign w:val="center"/>
-          </w:tcPr>
-          <w:p>
-            <w:pPr>
-              <w:pStyle w:val="20"/>
-              <w:spacing w:line="341" w:lineRule="exact"/>
-              <w:ind w:left="13" w:right="165"/>
-              <w:jc w:val="both"/>
-              <w:rPr>
-                <w:rFonts w:ascii="Times New Roman" w:hAnsi="Times New Roman" w:cs="Times New Roman"/>
-                <w:b/>
-                <w:sz w:val="24"/>
-                <w:szCs w:val="24"/>
-              </w:rPr>
-            </w:pPr>
-            <w:r>
-              <w:rPr>
-                <w:rFonts w:ascii="Times New Roman" w:hAnsi="Times New Roman" w:cs="Times New Roman"/>
-                <w:b/>
-                <w:sz w:val="24"/>
-                <w:szCs w:val="24"/>
-              </w:rPr>
-              <w:t>日</w:t>
-            </w:r>
-            <w:r>
-              <w:rPr>
-                <w:rFonts w:ascii="Times New Roman" w:hAnsi="Times New Roman" w:cs="Times New Roman"/>
-                <w:b/>
-                <w:sz w:val="24"/>
-                <w:szCs w:val="24"/>
-                <w:lang w:eastAsia="zh-CN"/>
-              </w:rPr>
-              <w:t xml:space="preserve">  </w:t>
-            </w:r>
-            <w:r>
-              <w:rPr>
-                <w:rFonts w:ascii="Times New Roman" w:hAnsi="Times New Roman" w:cs="Times New Roman"/>
-                <w:b/>
-                <w:sz w:val="24"/>
-                <w:szCs w:val="24"/>
-              </w:rPr>
-              <w:t>期：</w:t>
-            </w:r>
-          </w:p>
-        </w:tc>
-        <w:tc>
-          <w:tcPr>
-            <w:tcW w:w="2306" w:type="dxa"/>
-            <w:vAlign w:val="center"/>
-          </w:tcPr>
-          <w:p>
-            <w:pPr>
-              <w:pStyle w:val="20"/>
-              <w:spacing w:line="363" w:lineRule="exact"/>
-              <w:jc w:val="both"/>
-              <w:rPr>
-                <w:rFonts w:ascii="Times New Roman" w:hAnsi="Times New Roman" w:cs="Times New Roman"/>
-                <w:sz w:val="24"/>
-                <w:szCs w:val="24"/>
-              </w:rPr>
-            </w:pPr>
-            <w:r>
-              <w:rPr>
-                <w:rFonts w:ascii="Times New Roman" w:hAnsi="Times New Roman" w:cs="Times New Roman"/>
-                <w:kern w:val="2"/>
-                <w:sz w:val="24"/>
-                <w:szCs w:val="24"/>
-                <w:lang w:eastAsia="zh-CN"/>
-              </w:rPr>
-              <w:t>{{ reportdate }}</w:t>
-            </w:r>
-          </w:p>
-        </w:tc>
-        <w:tc>
-          <w:tcPr>
-            <w:tcW w:w="1373" w:type="dxa"/>
-            <w:vAlign w:val="center"/>
-          </w:tcPr>
-          <w:p>
-            <w:pPr>
-              <w:pStyle w:val="20"/>
-              <w:spacing w:line="341" w:lineRule="exact"/>
-              <w:jc w:val="both"/>
-              <w:rPr>
-                <w:rFonts w:ascii="Times New Roman" w:hAnsi="Times New Roman" w:cs="Times New Roman"/>
-                <w:b/>
-                <w:sz w:val="24"/>
-                <w:szCs w:val="24"/>
-              </w:rPr>
-            </w:pPr>
-          </w:p>
-        </w:tc>
-        <w:tc>
-          <w:tcPr>
-            <w:tcW w:w="1640" w:type="dxa"/>
-            <w:vAlign w:val="center"/>
-          </w:tcPr>
-          <w:p>
-            <w:pPr>
-              <w:pStyle w:val="20"/>
-              <w:spacing w:line="363" w:lineRule="exact"/>
-              <w:ind w:right="15"/>
-              <w:jc w:val="both"/>
-              <w:rPr>
-                <w:rFonts w:ascii="Times New Roman" w:hAnsi="Times New Roman" w:cs="Times New Roman"/>
-                <w:sz w:val="24"/>
-                <w:szCs w:val="24"/>
-              </w:rPr>
-            </w:pPr>
-          </w:p>
-        </w:tc>
-        <w:tc>
-          <w:tcPr>
-            <w:tcW w:w="2475" w:type="dxa"/>
-            <w:vAlign w:val="center"/>
-          </w:tcPr>
-          <w:p>
-            <w:pPr>
-              <w:pStyle w:val="20"/>
-              <w:spacing w:line="363" w:lineRule="exact"/>
-              <w:ind w:right="15"/>
-              <w:jc w:val="both"/>
-              <w:rPr>
-                <w:rFonts w:ascii="Times New Roman" w:hAnsi="Times New Roman" w:cs="Times New Roman"/>
-                <w:kern w:val="2"/>
-                <w:sz w:val="24"/>
-                <w:szCs w:val="24"/>
-                <w:lang w:eastAsia="zh-CN"/>
-              </w:rPr>
-            </w:pPr>
-          </w:p>
-        </w:tc>
-      </w:tr>
-    </w:tbl>
-    <w:p>
-      <w:pPr>
-        <w:rPr>
-          <w:rFonts w:ascii="Times New Roman" w:hAnsi="Times New Roman" w:eastAsia="微软雅黑" w:cs="Times New Roman"/>
-          <w:sz w:val="24"/>
-          <w:szCs w:val="24"/>
-          <w:lang w:eastAsia="zh-CN"/>
-        </w:rPr>
-      </w:pPr>
-      <w:r>
-        <w:rPr>
-          <w:rFonts w:hint="eastAsia" w:ascii="Times New Roman" w:hAnsi="Times New Roman" w:eastAsia="微软雅黑" w:cs="Times New Roman"/>
-          <w:sz w:val="24"/>
-          <w:szCs w:val="24"/>
-          <w:lang w:eastAsia="zh-CN"/>
-        </w:rPr>
-        <w:t xml:space="preserve">{% endif %}{% if testedby == </w:t>
-      </w:r>
-      <w:r>
-        <w:rPr>
-          <w:rFonts w:ascii="Times New Roman" w:hAnsi="Times New Roman" w:eastAsia="微软雅黑" w:cs="Times New Roman"/>
-          <w:sz w:val="24"/>
-          <w:szCs w:val="24"/>
-          <w:lang w:eastAsia="zh-CN"/>
-        </w:rPr>
-        <w:t>“</w:t>
-      </w:r>
-      <w:r>
-        <w:rPr>
-          <w:rFonts w:hint="eastAsia" w:ascii="Times New Roman" w:hAnsi="Times New Roman" w:eastAsia="微软雅黑" w:cs="Times New Roman"/>
-          <w:sz w:val="24"/>
-          <w:szCs w:val="24"/>
-          <w:lang w:eastAsia="zh-CN"/>
-        </w:rPr>
-        <w:t>5</w:t>
-      </w:r>
-      <w:r>
-        <w:rPr>
-          <w:rFonts w:ascii="Times New Roman" w:hAnsi="Times New Roman" w:eastAsia="微软雅黑" w:cs="Times New Roman"/>
-          <w:sz w:val="24"/>
-          <w:szCs w:val="24"/>
-          <w:lang w:eastAsia="zh-CN"/>
-        </w:rPr>
-        <w:t>”</w:t>
-      </w:r>
-      <w:r>
-        <w:rPr>
-          <w:rFonts w:hint="eastAsia" w:ascii="Times New Roman" w:hAnsi="Times New Roman" w:eastAsia="微软雅黑" w:cs="Times New Roman"/>
-          <w:sz w:val="24"/>
-          <w:szCs w:val="24"/>
-          <w:lang w:eastAsia="zh-CN"/>
-        </w:rPr>
-        <w:t xml:space="preserve"> %}</w:t>
-      </w:r>
-    </w:p>
-    <w:p>
-      <w:pPr>
-        <w:rPr>
-          <w:lang w:eastAsia="zh-CN"/>
-        </w:rPr>
-      </w:pPr>
-    </w:p>
-    <w:p>
-      <w:pPr>
-        <w:rPr>
-          <w:lang w:eastAsia="zh-CN"/>
-        </w:rPr>
-      </w:pPr>
-    </w:p>
-    <w:tbl>
-      <w:tblPr>
-        <w:tblStyle w:val="34"/>
-        <w:tblW w:w="9066" w:type="dxa"/>
-        <w:jc w:val="right"/>
-        <w:tblLayout w:type="fixed"/>
-        <w:tblCellMar>
-          <w:top w:w="0" w:type="dxa"/>
-          <w:left w:w="0" w:type="dxa"/>
-          <w:bottom w:w="0" w:type="dxa"/>
-          <w:right w:w="0" w:type="dxa"/>
-        </w:tblCellMar>
-      </w:tblPr>
-      <w:tblGrid>
-        <w:gridCol w:w="1272"/>
-        <w:gridCol w:w="2306"/>
-        <w:gridCol w:w="1373"/>
-        <w:gridCol w:w="1640"/>
-        <w:gridCol w:w="2475"/>
-      </w:tblGrid>
-      <w:tr>
-        <w:tblPrEx>
-          <w:tblCellMar>
-            <w:top w:w="0" w:type="dxa"/>
-            <w:left w:w="0" w:type="dxa"/>
-            <w:bottom w:w="0" w:type="dxa"/>
-            <w:right w:w="0" w:type="dxa"/>
-          </w:tblCellMar>
-        </w:tblPrEx>
-        <w:trPr>
-          <w:trHeight w:val="441" w:hRule="exact"/>
-          <w:jc w:val="right"/>
-        </w:trPr>
-        <w:tc>
-          <w:tcPr>
-            <w:tcW w:w="1272" w:type="dxa"/>
-            <w:vAlign w:val="center"/>
-          </w:tcPr>
-          <w:p>
-            <w:pPr>
-              <w:pStyle w:val="20"/>
-              <w:spacing w:before="13"/>
-              <w:ind w:left="13" w:right="95"/>
-              <w:jc w:val="both"/>
-              <w:rPr>
-                <w:rFonts w:ascii="Times New Roman" w:hAnsi="Times New Roman" w:cs="Times New Roman"/>
-                <w:b/>
-                <w:sz w:val="24"/>
-                <w:szCs w:val="24"/>
-              </w:rPr>
-            </w:pPr>
-            <w:r>
-              <w:rPr>
-                <w:rFonts w:ascii="Times New Roman" w:hAnsi="Times New Roman" w:cs="Times New Roman"/>
-                <w:b/>
-                <w:sz w:val="24"/>
-                <w:szCs w:val="24"/>
-              </w:rPr>
-              <w:t>检测人：</w:t>
-            </w:r>
-          </w:p>
-        </w:tc>
-        <w:tc>
-          <w:tcPr>
-            <w:tcW w:w="2306" w:type="dxa"/>
-            <w:vAlign w:val="center"/>
-          </w:tcPr>
-          <w:p>
-            <w:pPr>
-              <w:pStyle w:val="20"/>
-              <w:spacing w:before="13"/>
-              <w:jc w:val="both"/>
-              <w:rPr>
-                <w:rFonts w:ascii="Times New Roman" w:hAnsi="Times New Roman" w:cs="Times New Roman"/>
-                <w:b/>
-                <w:sz w:val="24"/>
-                <w:szCs w:val="24"/>
-              </w:rPr>
-            </w:pPr>
-          </w:p>
-        </w:tc>
-        <w:tc>
-          <w:tcPr>
-            <w:tcW w:w="1373" w:type="dxa"/>
-            <w:vAlign w:val="center"/>
-          </w:tcPr>
-          <w:p>
-            <w:pPr>
-              <w:pStyle w:val="20"/>
-              <w:spacing w:before="13"/>
-              <w:jc w:val="both"/>
-              <w:rPr>
-                <w:rFonts w:ascii="Times New Roman" w:hAnsi="Times New Roman" w:cs="Times New Roman"/>
-                <w:b/>
-                <w:sz w:val="24"/>
-                <w:szCs w:val="24"/>
-              </w:rPr>
-            </w:pPr>
-            <w:r>
-              <w:rPr>
-                <w:rFonts w:hint="eastAsia" w:ascii="Times New Roman" w:hAnsi="Times New Roman" w:cs="Times New Roman"/>
-                <w:b/>
-                <w:sz w:val="24"/>
-                <w:szCs w:val="24"/>
-                <w:lang w:val="en-US" w:eastAsia="zh-CN"/>
-              </w:rPr>
-              <w:t>报告医生</w:t>
-            </w:r>
-            <w:r>
-              <w:rPr>
-                <w:rFonts w:ascii="Times New Roman" w:hAnsi="Times New Roman" w:cs="Times New Roman"/>
-                <w:b/>
-                <w:sz w:val="24"/>
-                <w:szCs w:val="24"/>
-                <w:lang w:eastAsia="zh-CN"/>
-              </w:rPr>
-              <w:t>：</w:t>
-            </w:r>
-          </w:p>
-        </w:tc>
-        <w:tc>
-          <w:tcPr>
-            <w:tcW w:w="1640" w:type="dxa"/>
-            <w:vAlign w:val="center"/>
-          </w:tcPr>
-          <w:p>
-            <w:pPr>
-              <w:pStyle w:val="20"/>
-              <w:spacing w:before="13"/>
-              <w:ind w:right="15"/>
-              <w:jc w:val="both"/>
-              <w:rPr>
-                <w:rFonts w:ascii="Times New Roman" w:hAnsi="Times New Roman" w:cs="Times New Roman"/>
-                <w:b/>
-                <w:sz w:val="24"/>
-                <w:szCs w:val="24"/>
-              </w:rPr>
-            </w:pPr>
-          </w:p>
-        </w:tc>
-        <w:tc>
-          <w:tcPr>
-            <w:tcW w:w="2475" w:type="dxa"/>
-            <w:vAlign w:val="center"/>
-          </w:tcPr>
-          <w:p>
-            <w:pPr>
-              <w:pStyle w:val="20"/>
-              <w:spacing w:before="13"/>
-              <w:ind w:right="15"/>
-              <w:jc w:val="both"/>
-              <w:rPr>
-                <w:rFonts w:hint="eastAsia" w:ascii="Times New Roman" w:hAnsi="Times New Roman" w:eastAsia="宋体" w:cs="Times New Roman"/>
-                <w:b/>
-                <w:sz w:val="24"/>
-                <w:szCs w:val="24"/>
-                <w:lang w:val="en-US" w:eastAsia="zh-CN"/>
-              </w:rPr>
-            </w:pPr>
-            <w:r>
-              <w:rPr>
-                <w:rFonts w:hint="eastAsia" w:ascii="Times New Roman" w:hAnsi="Times New Roman" w:cs="Times New Roman"/>
-                <w:b/>
-                <w:sz w:val="24"/>
-                <w:szCs w:val="24"/>
-                <w:lang w:val="en-US" w:eastAsia="zh-CN"/>
-              </w:rPr>
-              <w:t>审核医生：</w:t>
-            </w:r>
-          </w:p>
-        </w:tc>
-      </w:tr>
-      <w:tr>
-        <w:tblPrEx>
-          <w:tblCellMar>
-            <w:top w:w="0" w:type="dxa"/>
-            <w:left w:w="0" w:type="dxa"/>
-            <w:bottom w:w="0" w:type="dxa"/>
-            <w:right w:w="0" w:type="dxa"/>
-          </w:tblCellMar>
-        </w:tblPrEx>
-        <w:trPr>
-          <w:trHeight w:val="457" w:hRule="exact"/>
-          <w:jc w:val="right"/>
-        </w:trPr>
-        <w:tc>
-          <w:tcPr>
-            <w:tcW w:w="1272" w:type="dxa"/>
-            <w:vAlign w:val="center"/>
-          </w:tcPr>
-          <w:p>
-            <w:pPr>
-              <w:pStyle w:val="20"/>
-              <w:spacing w:line="341" w:lineRule="exact"/>
-              <w:ind w:left="13" w:right="165"/>
-              <w:jc w:val="both"/>
-              <w:rPr>
-                <w:rFonts w:ascii="Times New Roman" w:hAnsi="Times New Roman" w:cs="Times New Roman"/>
-                <w:b/>
-                <w:sz w:val="24"/>
-                <w:szCs w:val="24"/>
-              </w:rPr>
-            </w:pPr>
-            <w:r>
-              <w:rPr>
-                <w:rFonts w:ascii="Times New Roman" w:hAnsi="Times New Roman" w:cs="Times New Roman"/>
-                <w:b/>
-                <w:sz w:val="24"/>
-                <w:szCs w:val="24"/>
-              </w:rPr>
-              <w:t>日</w:t>
-            </w:r>
-            <w:r>
-              <w:rPr>
-                <w:rFonts w:ascii="Times New Roman" w:hAnsi="Times New Roman" w:cs="Times New Roman"/>
-                <w:b/>
-                <w:sz w:val="24"/>
-                <w:szCs w:val="24"/>
-                <w:lang w:eastAsia="zh-CN"/>
-              </w:rPr>
-              <w:t xml:space="preserve">  </w:t>
-            </w:r>
-            <w:r>
-              <w:rPr>
-                <w:rFonts w:ascii="Times New Roman" w:hAnsi="Times New Roman" w:cs="Times New Roman"/>
-                <w:b/>
-                <w:sz w:val="24"/>
-                <w:szCs w:val="24"/>
-              </w:rPr>
-              <w:t>期：</w:t>
-            </w:r>
-          </w:p>
-        </w:tc>
-        <w:tc>
-          <w:tcPr>
-            <w:tcW w:w="2306" w:type="dxa"/>
-            <w:vAlign w:val="center"/>
-          </w:tcPr>
-          <w:p>
-            <w:pPr>
-              <w:pStyle w:val="20"/>
-              <w:spacing w:line="363" w:lineRule="exact"/>
-              <w:jc w:val="both"/>
-              <w:rPr>
-                <w:rFonts w:ascii="Times New Roman" w:hAnsi="Times New Roman" w:cs="Times New Roman"/>
-                <w:sz w:val="24"/>
-                <w:szCs w:val="24"/>
-              </w:rPr>
-            </w:pPr>
-            <w:r>
-              <w:rPr>
-                <w:rFonts w:ascii="Times New Roman" w:hAnsi="Times New Roman" w:cs="Times New Roman"/>
-                <w:kern w:val="2"/>
-                <w:sz w:val="24"/>
-                <w:szCs w:val="24"/>
-                <w:lang w:eastAsia="zh-CN"/>
-              </w:rPr>
-              <w:t>{{ reportdate }}</w:t>
-            </w:r>
-          </w:p>
-        </w:tc>
-        <w:tc>
-          <w:tcPr>
-            <w:tcW w:w="1373" w:type="dxa"/>
-            <w:vAlign w:val="center"/>
-          </w:tcPr>
-          <w:p>
-            <w:pPr>
-              <w:pStyle w:val="20"/>
-              <w:spacing w:line="341" w:lineRule="exact"/>
-              <w:jc w:val="both"/>
-              <w:rPr>
-                <w:rFonts w:ascii="Times New Roman" w:hAnsi="Times New Roman" w:cs="Times New Roman"/>
-                <w:b/>
-                <w:sz w:val="24"/>
-                <w:szCs w:val="24"/>
-              </w:rPr>
-            </w:pPr>
-          </w:p>
-        </w:tc>
-        <w:tc>
-          <w:tcPr>
-            <w:tcW w:w="1640" w:type="dxa"/>
-            <w:vAlign w:val="center"/>
-          </w:tcPr>
-          <w:p>
-            <w:pPr>
-              <w:pStyle w:val="20"/>
-              <w:spacing w:line="363" w:lineRule="exact"/>
-              <w:ind w:right="15"/>
-              <w:jc w:val="both"/>
-              <w:rPr>
-                <w:rFonts w:ascii="Times New Roman" w:hAnsi="Times New Roman" w:cs="Times New Roman"/>
-                <w:sz w:val="24"/>
-                <w:szCs w:val="24"/>
-              </w:rPr>
-            </w:pPr>
-          </w:p>
-        </w:tc>
-        <w:tc>
-          <w:tcPr>
-            <w:tcW w:w="2475" w:type="dxa"/>
-            <w:vAlign w:val="center"/>
-          </w:tcPr>
-          <w:p>
-            <w:pPr>
-              <w:pStyle w:val="20"/>
-              <w:spacing w:line="363" w:lineRule="exact"/>
-              <w:ind w:right="15"/>
-              <w:jc w:val="both"/>
-              <w:rPr>
-                <w:rFonts w:ascii="Times New Roman" w:hAnsi="Times New Roman" w:cs="Times New Roman"/>
-                <w:kern w:val="2"/>
-                <w:sz w:val="24"/>
-                <w:szCs w:val="24"/>
-                <w:lang w:eastAsia="zh-CN"/>
-              </w:rPr>
-            </w:pPr>
-          </w:p>
-        </w:tc>
-      </w:tr>
-    </w:tbl>
-    <w:p>
-      <w:pPr>
-        <w:rPr>
-          <w:rFonts w:ascii="Times New Roman" w:hAnsi="Times New Roman" w:eastAsia="微软雅黑" w:cs="Times New Roman"/>
-          <w:sz w:val="24"/>
-          <w:szCs w:val="24"/>
-          <w:lang w:eastAsia="zh-CN"/>
-        </w:rPr>
-      </w:pPr>
-      <w:r>
-        <w:rPr>
-          <w:rFonts w:hint="eastAsia" w:ascii="Times New Roman" w:hAnsi="Times New Roman" w:eastAsia="微软雅黑" w:cs="Times New Roman"/>
-          <w:sz w:val="24"/>
-          <w:szCs w:val="24"/>
-          <w:lang w:eastAsia="zh-CN"/>
-        </w:rPr>
-        <w:t xml:space="preserve">{% endif %}{% if testedby == </w:t>
-      </w:r>
-      <w:r>
-        <w:rPr>
-          <w:rFonts w:ascii="Times New Roman" w:hAnsi="Times New Roman" w:eastAsia="微软雅黑" w:cs="Times New Roman"/>
-          <w:sz w:val="24"/>
-          <w:szCs w:val="24"/>
-          <w:lang w:eastAsia="zh-CN"/>
-        </w:rPr>
-        <w:t>“</w:t>
-      </w:r>
-      <w:r>
-        <w:rPr>
-          <w:rFonts w:hint="eastAsia" w:ascii="Times New Roman" w:hAnsi="Times New Roman" w:eastAsia="微软雅黑" w:cs="Times New Roman"/>
-          <w:sz w:val="24"/>
-          <w:szCs w:val="24"/>
-          <w:lang w:eastAsia="zh-CN"/>
-        </w:rPr>
-        <w:t>6</w:t>
-      </w:r>
-      <w:r>
-        <w:rPr>
-          <w:rFonts w:ascii="Times New Roman" w:hAnsi="Times New Roman" w:eastAsia="微软雅黑" w:cs="Times New Roman"/>
-          <w:sz w:val="24"/>
-          <w:szCs w:val="24"/>
-          <w:lang w:eastAsia="zh-CN"/>
-        </w:rPr>
-        <w:t>”</w:t>
-      </w:r>
-      <w:r>
-        <w:rPr>
-          <w:rFonts w:hint="eastAsia" w:ascii="Times New Roman" w:hAnsi="Times New Roman" w:eastAsia="微软雅黑" w:cs="Times New Roman"/>
-          <w:sz w:val="24"/>
-          <w:szCs w:val="24"/>
-          <w:lang w:eastAsia="zh-CN"/>
-        </w:rPr>
-        <w:t xml:space="preserve"> %}</w:t>
-      </w:r>
-    </w:p>
-    <w:p>
-      <w:pPr>
-        <w:rPr>
-          <w:rFonts w:ascii="Times New Roman" w:hAnsi="Times New Roman" w:eastAsia="微软雅黑" w:cs="Times New Roman"/>
-          <w:sz w:val="24"/>
-          <w:szCs w:val="24"/>
-          <w:lang w:eastAsia="zh-CN"/>
-        </w:rPr>
-      </w:pPr>
-    </w:p>
-    <w:p>
-      <w:pPr>
-        <w:rPr>
-          <w:rFonts w:ascii="Times New Roman" w:hAnsi="Times New Roman" w:eastAsia="微软雅黑" w:cs="Times New Roman"/>
-          <w:sz w:val="24"/>
-          <w:szCs w:val="24"/>
-          <w:lang w:eastAsia="zh-CN"/>
-        </w:rPr>
-      </w:pPr>
-    </w:p>
-    <w:tbl>
-      <w:tblPr>
-        <w:tblStyle w:val="34"/>
-        <w:tblW w:w="9066" w:type="dxa"/>
-        <w:jc w:val="right"/>
-        <w:tblLayout w:type="fixed"/>
-        <w:tblCellMar>
-          <w:top w:w="0" w:type="dxa"/>
-          <w:left w:w="0" w:type="dxa"/>
-          <w:bottom w:w="0" w:type="dxa"/>
-          <w:right w:w="0" w:type="dxa"/>
-        </w:tblCellMar>
-      </w:tblPr>
-      <w:tblGrid>
-        <w:gridCol w:w="1272"/>
-        <w:gridCol w:w="2306"/>
-        <w:gridCol w:w="1373"/>
-        <w:gridCol w:w="1640"/>
-        <w:gridCol w:w="2475"/>
-      </w:tblGrid>
-      <w:tr>
-        <w:tblPrEx>
-          <w:tblCellMar>
-            <w:top w:w="0" w:type="dxa"/>
-            <w:left w:w="0" w:type="dxa"/>
-            <w:bottom w:w="0" w:type="dxa"/>
-            <w:right w:w="0" w:type="dxa"/>
-          </w:tblCellMar>
-        </w:tblPrEx>
-        <w:trPr>
-          <w:trHeight w:val="441" w:hRule="exact"/>
-          <w:jc w:val="right"/>
-        </w:trPr>
-        <w:tc>
-          <w:tcPr>
-            <w:tcW w:w="1272" w:type="dxa"/>
-            <w:vAlign w:val="center"/>
-          </w:tcPr>
-          <w:p>
-            <w:pPr>
-              <w:pStyle w:val="20"/>
-              <w:spacing w:before="13"/>
-              <w:ind w:left="13" w:right="95"/>
-              <w:jc w:val="both"/>
-              <w:rPr>
-                <w:rFonts w:ascii="Times New Roman" w:hAnsi="Times New Roman" w:cs="Times New Roman"/>
-                <w:b/>
-                <w:sz w:val="24"/>
-                <w:szCs w:val="24"/>
-              </w:rPr>
-            </w:pPr>
-            <w:r>
-              <w:rPr>
-                <w:rFonts w:ascii="Times New Roman" w:hAnsi="Times New Roman" w:cs="Times New Roman"/>
-                <w:b/>
-                <w:sz w:val="24"/>
-                <w:szCs w:val="24"/>
-              </w:rPr>
-              <w:t>检测人：</w:t>
-            </w:r>
-          </w:p>
-        </w:tc>
-        <w:tc>
-          <w:tcPr>
-            <w:tcW w:w="2306" w:type="dxa"/>
-            <w:vAlign w:val="center"/>
-          </w:tcPr>
-          <w:p>
-            <w:pPr>
-              <w:pStyle w:val="20"/>
-              <w:spacing w:before="13"/>
-              <w:jc w:val="both"/>
-              <w:rPr>
-                <w:rFonts w:ascii="Times New Roman" w:hAnsi="Times New Roman" w:cs="Times New Roman"/>
-                <w:b/>
-                <w:sz w:val="24"/>
-                <w:szCs w:val="24"/>
-              </w:rPr>
-            </w:pPr>
-          </w:p>
-        </w:tc>
-        <w:tc>
-          <w:tcPr>
-            <w:tcW w:w="1373" w:type="dxa"/>
-            <w:vAlign w:val="center"/>
-          </w:tcPr>
-          <w:p>
-            <w:pPr>
-              <w:pStyle w:val="20"/>
-              <w:spacing w:before="13"/>
-              <w:jc w:val="both"/>
-              <w:rPr>
-                <w:rFonts w:ascii="Times New Roman" w:hAnsi="Times New Roman" w:cs="Times New Roman"/>
-                <w:b/>
-                <w:sz w:val="24"/>
-                <w:szCs w:val="24"/>
-              </w:rPr>
-            </w:pPr>
-            <w:r>
-              <w:rPr>
-                <w:rFonts w:hint="eastAsia" w:ascii="Times New Roman" w:hAnsi="Times New Roman" w:cs="Times New Roman"/>
-                <w:b/>
-                <w:sz w:val="24"/>
-                <w:szCs w:val="24"/>
-                <w:lang w:val="en-US" w:eastAsia="zh-CN"/>
-              </w:rPr>
-              <w:t>报告医生</w:t>
-            </w:r>
-            <w:r>
-              <w:rPr>
-                <w:rFonts w:ascii="Times New Roman" w:hAnsi="Times New Roman" w:cs="Times New Roman"/>
-                <w:b/>
-                <w:sz w:val="24"/>
-                <w:szCs w:val="24"/>
-                <w:lang w:eastAsia="zh-CN"/>
-              </w:rPr>
-              <w:t>：</w:t>
-            </w:r>
-          </w:p>
-        </w:tc>
-        <w:tc>
-          <w:tcPr>
-            <w:tcW w:w="1640" w:type="dxa"/>
-            <w:vAlign w:val="center"/>
-          </w:tcPr>
-          <w:p>
-            <w:pPr>
-              <w:pStyle w:val="20"/>
-              <w:spacing w:before="13"/>
-              <w:ind w:right="15"/>
-              <w:jc w:val="both"/>
-              <w:rPr>
-                <w:rFonts w:ascii="Times New Roman" w:hAnsi="Times New Roman" w:cs="Times New Roman"/>
-                <w:b/>
-                <w:sz w:val="24"/>
-                <w:szCs w:val="24"/>
-              </w:rPr>
-            </w:pPr>
-          </w:p>
-        </w:tc>
-        <w:tc>
-          <w:tcPr>
-            <w:tcW w:w="2475" w:type="dxa"/>
-            <w:vAlign w:val="center"/>
-          </w:tcPr>
-          <w:p>
-            <w:pPr>
-              <w:pStyle w:val="20"/>
-              <w:spacing w:before="13"/>
-              <w:ind w:right="15"/>
-              <w:jc w:val="both"/>
-              <w:rPr>
-                <w:rFonts w:hint="eastAsia" w:ascii="Times New Roman" w:hAnsi="Times New Roman" w:eastAsia="宋体" w:cs="Times New Roman"/>
-                <w:b/>
-                <w:sz w:val="24"/>
-                <w:szCs w:val="24"/>
-                <w:lang w:val="en-US" w:eastAsia="zh-CN"/>
-              </w:rPr>
-            </w:pPr>
-            <w:r>
-              <w:rPr>
-                <w:rFonts w:hint="eastAsia" w:ascii="Times New Roman" w:hAnsi="Times New Roman" w:cs="Times New Roman"/>
-                <w:b/>
-                <w:sz w:val="24"/>
-                <w:szCs w:val="24"/>
-                <w:lang w:val="en-US" w:eastAsia="zh-CN"/>
-              </w:rPr>
-              <w:t>审核医生：</w:t>
-            </w:r>
-          </w:p>
-        </w:tc>
-      </w:tr>
-      <w:tr>
-        <w:tblPrEx>
-          <w:tblCellMar>
-            <w:top w:w="0" w:type="dxa"/>
-            <w:left w:w="0" w:type="dxa"/>
-            <w:bottom w:w="0" w:type="dxa"/>
-            <w:right w:w="0" w:type="dxa"/>
-          </w:tblCellMar>
-        </w:tblPrEx>
-        <w:trPr>
-          <w:trHeight w:val="457" w:hRule="exact"/>
-          <w:jc w:val="right"/>
-        </w:trPr>
-        <w:tc>
-          <w:tcPr>
-            <w:tcW w:w="1272" w:type="dxa"/>
-            <w:vAlign w:val="center"/>
-          </w:tcPr>
-          <w:p>
-            <w:pPr>
-              <w:pStyle w:val="20"/>
-              <w:spacing w:line="341" w:lineRule="exact"/>
-              <w:ind w:left="13" w:right="165"/>
-              <w:jc w:val="both"/>
-              <w:rPr>
-                <w:rFonts w:ascii="Times New Roman" w:hAnsi="Times New Roman" w:cs="Times New Roman"/>
-                <w:b/>
-                <w:sz w:val="24"/>
-                <w:szCs w:val="24"/>
-              </w:rPr>
-            </w:pPr>
-            <w:r>
-              <w:rPr>
-                <w:rFonts w:ascii="Times New Roman" w:hAnsi="Times New Roman" w:cs="Times New Roman"/>
-                <w:b/>
-                <w:sz w:val="24"/>
-                <w:szCs w:val="24"/>
-              </w:rPr>
-              <w:t>日</w:t>
-            </w:r>
-            <w:r>
-              <w:rPr>
-                <w:rFonts w:ascii="Times New Roman" w:hAnsi="Times New Roman" w:cs="Times New Roman"/>
-                <w:b/>
-                <w:sz w:val="24"/>
-                <w:szCs w:val="24"/>
-                <w:lang w:eastAsia="zh-CN"/>
-              </w:rPr>
-              <w:t xml:space="preserve">  </w:t>
-            </w:r>
-            <w:r>
-              <w:rPr>
-                <w:rFonts w:ascii="Times New Roman" w:hAnsi="Times New Roman" w:cs="Times New Roman"/>
-                <w:b/>
-                <w:sz w:val="24"/>
-                <w:szCs w:val="24"/>
-              </w:rPr>
-              <w:t>期：</w:t>
-            </w:r>
-          </w:p>
-        </w:tc>
-        <w:tc>
-          <w:tcPr>
-            <w:tcW w:w="2306" w:type="dxa"/>
-            <w:vAlign w:val="center"/>
-          </w:tcPr>
-          <w:p>
-            <w:pPr>
-              <w:pStyle w:val="20"/>
-              <w:spacing w:line="363" w:lineRule="exact"/>
-              <w:jc w:val="both"/>
-              <w:rPr>
-                <w:rFonts w:ascii="Times New Roman" w:hAnsi="Times New Roman" w:cs="Times New Roman"/>
-                <w:sz w:val="24"/>
-                <w:szCs w:val="24"/>
-              </w:rPr>
-            </w:pPr>
-            <w:r>
-              <w:rPr>
-                <w:rFonts w:ascii="Times New Roman" w:hAnsi="Times New Roman" w:cs="Times New Roman"/>
-                <w:kern w:val="2"/>
-                <w:sz w:val="24"/>
-                <w:szCs w:val="24"/>
-                <w:lang w:eastAsia="zh-CN"/>
-              </w:rPr>
-              <w:t>{{ reportdate }}</w:t>
-            </w:r>
-          </w:p>
-        </w:tc>
-        <w:tc>
-          <w:tcPr>
-            <w:tcW w:w="1373" w:type="dxa"/>
-            <w:vAlign w:val="center"/>
-          </w:tcPr>
-          <w:p>
-            <w:pPr>
-              <w:pStyle w:val="20"/>
-              <w:spacing w:line="341" w:lineRule="exact"/>
-              <w:jc w:val="both"/>
-              <w:rPr>
-                <w:rFonts w:ascii="Times New Roman" w:hAnsi="Times New Roman" w:cs="Times New Roman"/>
-                <w:b/>
-                <w:sz w:val="24"/>
-                <w:szCs w:val="24"/>
-              </w:rPr>
-            </w:pPr>
-          </w:p>
-        </w:tc>
-        <w:tc>
-          <w:tcPr>
-            <w:tcW w:w="1640" w:type="dxa"/>
-            <w:vAlign w:val="center"/>
-          </w:tcPr>
-          <w:p>
-            <w:pPr>
-              <w:pStyle w:val="20"/>
-              <w:spacing w:line="363" w:lineRule="exact"/>
-              <w:ind w:right="15"/>
-              <w:jc w:val="both"/>
-              <w:rPr>
-                <w:rFonts w:ascii="Times New Roman" w:hAnsi="Times New Roman" w:cs="Times New Roman"/>
-                <w:sz w:val="24"/>
-                <w:szCs w:val="24"/>
-              </w:rPr>
-            </w:pPr>
-          </w:p>
-        </w:tc>
-        <w:tc>
-          <w:tcPr>
-            <w:tcW w:w="2475" w:type="dxa"/>
-            <w:vAlign w:val="center"/>
-          </w:tcPr>
-          <w:p>
-            <w:pPr>
-              <w:pStyle w:val="20"/>
-              <w:spacing w:line="363" w:lineRule="exact"/>
-              <w:ind w:right="15"/>
-              <w:jc w:val="both"/>
-              <w:rPr>
-                <w:rFonts w:ascii="Times New Roman" w:hAnsi="Times New Roman" w:cs="Times New Roman"/>
-                <w:kern w:val="2"/>
-                <w:sz w:val="24"/>
-                <w:szCs w:val="24"/>
-                <w:lang w:eastAsia="zh-CN"/>
-              </w:rPr>
-            </w:pPr>
-          </w:p>
-        </w:tc>
-      </w:tr>
-    </w:tbl>
-    <w:p>
-      <w:pPr>
-        <w:rPr>
           <w:rFonts w:hint="eastAsia" w:ascii="Times New Roman" w:hAnsi="Times New Roman" w:eastAsia="微软雅黑" w:cs="Times New Roman"/>
           <w:sz w:val="24"/>
           <w:szCs w:val="24"/>
@@ -5303,6 +3501,8 @@
       </w:r>
       <w:bookmarkEnd w:id="11"/>
       <w:bookmarkEnd w:id="17"/>
+      <w:bookmarkStart w:id="20" w:name="_GoBack"/>
+      <w:bookmarkEnd w:id="20"/>
     </w:p>
     <w:sectPr>
       <w:headerReference r:id="rId3" w:type="default"/>
@@ -5330,8 +3530,6 @@
     <w:pPr>
       <w:pStyle w:val="9"/>
     </w:pPr>
-    <w:bookmarkStart w:id="20" w:name="_GoBack"/>
-    <w:bookmarkEnd w:id="20"/>
     <w:r>
       <w:rPr>
         <w:sz w:val="18"/>
@@ -5339,7 +3537,7 @@
       <mc:AlternateContent>
         <mc:Choice Requires="wps">
           <w:drawing>
-            <wp:anchor distT="0" distB="0" distL="114300" distR="114300" simplePos="0" relativeHeight="251664384" behindDoc="0" locked="0" layoutInCell="1" allowOverlap="1">
+            <wp:anchor distT="0" distB="0" distL="114300" distR="114300" simplePos="0" relativeHeight="251660288" behindDoc="0" locked="0" layoutInCell="1" allowOverlap="1">
               <wp:simplePos x="0" y="0"/>
               <wp:positionH relativeFrom="margin">
                 <wp:posOffset>2672080</wp:posOffset>
@@ -5368,22 +3566,6 @@
                       <a:ln w="6350">
                         <a:noFill/>
                       </a:ln>
-                      <a:extLst>
-                        <a:ext uri="{909E8E84-426E-40DD-AFC4-6F175D3DCCD1}">
-                          <a14:hiddenFill xmlns:a14="http://schemas.microsoft.com/office/drawing/2010/main">
-                            <a:solidFill>
-                              <a:schemeClr val="lt1"/>
-                            </a:solidFill>
-                          </a14:hiddenFill>
-                        </a:ext>
-                        <a:ext uri="{91240B29-F687-4F45-9708-019B960494DF}">
-                          <a14:hiddenLine xmlns:a14="http://schemas.microsoft.com/office/drawing/2010/main" w="6350">
-                            <a:solidFill>
-                              <a:prstClr val="black"/>
-                            </a:solidFill>
-                          </a14:hiddenLine>
-                        </a:ext>
-                      </a:extLst>
                     </wps:spPr>
                     <wps:style>
                       <a:lnRef idx="0">
@@ -5513,7 +3695,7 @@
         </mc:Choice>
         <mc:Fallback>
           <w:pict>
-            <v:shape id="_x0000_s1026" o:spid="_x0000_s1026" o:spt="202" type="#_x0000_t202" style="position:absolute;left:0pt;margin-left:210.4pt;margin-top:-3pt;height:19.55pt;width:73.9pt;mso-position-horizontal-relative:margin;z-index:251664384;mso-width-relative:page;mso-height-relative:page;" filled="f" stroked="f" coordsize="21600,21600" o:gfxdata="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">
+            <v:shape id="_x0000_s1026" o:spid="_x0000_s1026" o:spt="202" type="#_x0000_t202" style="position:absolute;left:0pt;margin-left:210.4pt;margin-top:-3pt;height:19.55pt;width:73.9pt;mso-position-horizontal-relative:margin;z-index:251660288;mso-width-relative:page;mso-height-relative:page;" filled="f" stroked="f" coordsize="21600,21600" o:gfxdata="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">
               <v:fill on="f" focussize="0,0"/>
               <v:stroke on="f" weight="0.5pt"/>
               <v:imagedata o:title=""/>
@@ -5686,7 +3868,7 @@
         <w:lang w:eastAsia="zh-CN"/>
       </w:rPr>
       <w:drawing>
-        <wp:anchor distT="0" distB="0" distL="0" distR="0" simplePos="0" relativeHeight="251663360" behindDoc="0" locked="0" layoutInCell="1" allowOverlap="1">
+        <wp:anchor distT="0" distB="0" distL="0" distR="0" simplePos="0" relativeHeight="251659264" behindDoc="0" locked="0" layoutInCell="1" allowOverlap="1">
           <wp:simplePos x="0" y="0"/>
           <wp:positionH relativeFrom="column">
             <wp:posOffset>4605020</wp:posOffset>

--- a/WebContent/docx/中国人群BRCA12基因分子分型研究_胚系-简版-苏州市立医院.docx
+++ b/WebContent/docx/中国人群BRCA12基因分子分型研究_胚系-简版-苏州市立医院.docx
@@ -22,9 +22,9 @@
           </w14:shadow>
         </w:rPr>
       </w:pPr>
-      <w:bookmarkStart w:id="0" w:name="_Toc30143_WPSOffice_Level1"/>
-      <w:bookmarkStart w:id="1" w:name="_Toc13806"/>
-      <w:bookmarkStart w:id="2" w:name="_Toc21669"/>
+      <w:bookmarkStart w:id="0" w:name="_Toc21669"/>
+      <w:bookmarkStart w:id="1" w:name="_Toc30143_WPSOffice_Level1"/>
+      <w:bookmarkStart w:id="2" w:name="_Toc13806"/>
       <w:bookmarkStart w:id="3" w:name="_Toc4459"/>
       <w:bookmarkStart w:id="4" w:name="_Toc24178_WPSOffice_Level1"/>
       <w:bookmarkStart w:id="5" w:name="_Toc21009_WPSOffice_Level1"/>
@@ -900,11 +900,11 @@
           </w14:shadow>
         </w:rPr>
       </w:pPr>
-      <w:bookmarkStart w:id="6" w:name="_Toc17451"/>
-      <w:bookmarkStart w:id="7" w:name="_Toc11015_WPSOffice_Level1"/>
-      <w:bookmarkStart w:id="8" w:name="_Toc18062_WPSOffice_Level1"/>
-      <w:bookmarkStart w:id="9" w:name="_Toc17542"/>
-      <w:bookmarkStart w:id="10" w:name="_Toc7021_WPSOffice_Level1"/>
+      <w:bookmarkStart w:id="6" w:name="_Toc7021_WPSOffice_Level1"/>
+      <w:bookmarkStart w:id="7" w:name="_Toc18062_WPSOffice_Level1"/>
+      <w:bookmarkStart w:id="8" w:name="_Toc17542"/>
+      <w:bookmarkStart w:id="9" w:name="_Toc17451"/>
+      <w:bookmarkStart w:id="10" w:name="_Toc11015_WPSOffice_Level1"/>
       <w:bookmarkStart w:id="11" w:name="_Toc3823"/>
       <w:r>
         <w:rPr>
@@ -1096,9 +1096,9 @@
           </w14:shadow>
         </w:rPr>
       </w:pPr>
-      <w:bookmarkStart w:id="12" w:name="_Toc18058"/>
+      <w:bookmarkStart w:id="12" w:name="_Toc25920"/>
       <w:bookmarkStart w:id="13" w:name="_Toc23369_WPSOffice_Level1"/>
-      <w:bookmarkStart w:id="14" w:name="_Toc25920"/>
+      <w:bookmarkStart w:id="14" w:name="_Toc18058"/>
       <w:bookmarkStart w:id="15" w:name="_Toc6221_WPSOffice_Level1"/>
       <w:bookmarkStart w:id="16" w:name="_Toc4356"/>
       <w:bookmarkStart w:id="17" w:name="_Toc534807930"/>
@@ -2494,7 +2494,7 @@
           </w:tblCellMar>
         </w:tblPrEx>
         <w:trPr>
-          <w:trHeight w:val="441" w:hRule="exact"/>
+          <w:trHeight w:val="680" w:hRule="exact"/>
           <w:jc w:val="right"/>
         </w:trPr>
         <w:tc>
@@ -2545,135 +2545,76 @@
             </w:pPr>
             <w:r>
               <w:rPr>
+                <w:rFonts w:hint="eastAsia" w:ascii="Times New Roman" w:hAnsi="Times New Roman" w:cs="Times New Roman"/>
+                <w:b/>
+                <w:sz w:val="24"/>
+                <w:szCs w:val="24"/>
+              </w:rPr>
+              <w:t>{{"ty_tianjin1"|sign(64,28)}}</w:t>
+            </w:r>
+            <w:bookmarkStart w:id="20" w:name="_GoBack"/>
+            <w:r>
+              <w:rPr>
                 <w:sz w:val="22"/>
               </w:rPr>
-              <mc:AlternateContent>
-                <mc:Choice Requires="wpg">
-                  <w:drawing>
-                    <wp:anchor distT="0" distB="0" distL="114300" distR="114300" simplePos="0" relativeHeight="251661312" behindDoc="0" locked="0" layoutInCell="1" allowOverlap="1">
-                      <wp:simplePos x="0" y="0"/>
-                      <wp:positionH relativeFrom="column">
-                        <wp:posOffset>-319405</wp:posOffset>
-                      </wp:positionH>
-                      <wp:positionV relativeFrom="paragraph">
-                        <wp:posOffset>-553085</wp:posOffset>
-                      </wp:positionV>
-                      <wp:extent cx="1443355" cy="1443355"/>
-                      <wp:effectExtent l="0" t="0" r="0" b="0"/>
-                      <wp:wrapNone/>
-                      <wp:docPr id="41" name="组合 6"/>
-                      <wp:cNvGraphicFramePr/>
-                      <a:graphic xmlns:a="http://schemas.openxmlformats.org/drawingml/2006/main">
-                        <a:graphicData uri="http://schemas.microsoft.com/office/word/2010/wordprocessingGroup">
-                          <wpg:wgp>
-                            <wpg:cNvGrpSpPr/>
-                            <wpg:grpSpPr>
-                              <a:xfrm rot="0">
-                                <a:off x="0" y="0"/>
-                                <a:ext cx="1443355" cy="1443355"/>
-                                <a:chOff x="18706" y="18782"/>
-                                <a:chExt cx="2273" cy="2273"/>
-                              </a:xfrm>
-                            </wpg:grpSpPr>
-                            <pic:pic xmlns:pic="http://schemas.openxmlformats.org/drawingml/2006/picture">
-                              <pic:nvPicPr>
-                                <pic:cNvPr id="35" name="图片 6" descr="蔡冬雪"/>
-                                <pic:cNvPicPr>
-                                  <a:picLocks noChangeAspect="1"/>
-                                </pic:cNvPicPr>
-                              </pic:nvPicPr>
-                              <pic:blipFill>
-                                <a:blip r:embed="rId6">
-                                  <a:clrChange>
-                                    <a:clrFrom>
-                                      <a:srgbClr val="FFFFFF">
-                                        <a:alpha val="100000"/>
-                                      </a:srgbClr>
-                                    </a:clrFrom>
-                                    <a:clrTo>
-                                      <a:srgbClr val="FFFFFF">
-                                        <a:alpha val="100000"/>
-                                        <a:alpha val="0"/>
-                                      </a:srgbClr>
-                                    </a:clrTo>
-                                  </a:clrChange>
-                                </a:blip>
-                                <a:srcRect l="18656" t="33322" r="18897" b="26699"/>
-                                <a:stretch>
-                                  <a:fillRect/>
-                                </a:stretch>
-                              </pic:blipFill>
-                              <pic:spPr>
-                                <a:xfrm>
-                                  <a:off x="19199" y="19551"/>
-                                  <a:ext cx="1261" cy="566"/>
-                                </a:xfrm>
-                                <a:prstGeom prst="rect">
-                                  <a:avLst/>
-                                </a:prstGeom>
-                              </pic:spPr>
-                            </pic:pic>
-                            <pic:pic xmlns:pic="http://schemas.openxmlformats.org/drawingml/2006/picture">
-                              <pic:nvPicPr>
-                                <pic:cNvPr id="36" name="图片 25"/>
-                                <pic:cNvPicPr>
-                                  <a:picLocks noChangeAspect="1" noChangeArrowheads="1"/>
-                                </pic:cNvPicPr>
-                              </pic:nvPicPr>
-                              <pic:blipFill>
-                                <a:blip r:embed="rId7">
-                                  <a:extLst>
-                                    <a:ext uri="{28A0092B-C50C-407E-A947-70E740481C1C}">
-                                      <a14:useLocalDpi xmlns:a14="http://schemas.microsoft.com/office/drawing/2010/main" val="0"/>
-                                    </a:ext>
-                                  </a:extLst>
-                                </a:blip>
-                                <a:srcRect/>
-                                <a:stretch>
-                                  <a:fillRect/>
-                                </a:stretch>
-                              </pic:blipFill>
-                              <pic:spPr>
-                                <a:xfrm>
-                                  <a:off x="18706" y="18782"/>
-                                  <a:ext cx="2273" cy="2273"/>
-                                </a:xfrm>
-                                <a:prstGeom prst="rect">
-                                  <a:avLst/>
-                                </a:prstGeom>
-                                <a:noFill/>
-                                <a:ln>
-                                  <a:noFill/>
-                                </a:ln>
-                              </pic:spPr>
-                            </pic:pic>
-                          </wpg:wgp>
-                        </a:graphicData>
-                      </a:graphic>
-                    </wp:anchor>
-                  </w:drawing>
-                </mc:Choice>
-                <mc:Fallback>
-                  <w:pict>
-                    <v:group id="组合 6" o:spid="_x0000_s1026" o:spt="203" style="position:absolute;left:0pt;margin-left:-25.15pt;margin-top:-43.55pt;height:113.65pt;width:113.65pt;z-index:251661312;mso-width-relative:page;mso-height-relative:page;" coordorigin="18706,18782" coordsize="2273,2273" o:gfxdata="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">
-                      <o:lock v:ext="edit" aspectratio="f"/>
-                      <v:shape id="图片 6" o:spid="_x0000_s1026" o:spt="75" alt="蔡冬雪" type="#_x0000_t75" style="position:absolute;left:19199;top:19551;height:566;width:1261;" filled="f" o:preferrelative="t" stroked="f" coordsize="21600,21600" o:gfxdata="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">
-                        <v:fill on="f" focussize="0,0"/>
-                        <v:stroke on="f"/>
-                        <v:imagedata r:id="rId6" cropleft="12226f" croptop="21838f" cropright="12384f" cropbottom="17497f" chromakey="#FFFFFF" o:title=""/>
-                        <o:lock v:ext="edit" aspectratio="t"/>
-                      </v:shape>
-                      <v:shape id="图片 25" o:spid="_x0000_s1026" o:spt="75" type="#_x0000_t75" style="position:absolute;left:18706;top:18782;height:2273;width:2273;" filled="f" o:preferrelative="t" stroked="f" coordsize="21600,21600" o:gfxdata="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">
-                        <v:fill on="f" focussize="0,0"/>
-                        <v:stroke on="f"/>
-                        <v:imagedata r:id="rId7" o:title=""/>
-                        <o:lock v:ext="edit" aspectratio="t"/>
-                      </v:shape>
-                    </v:group>
-                  </w:pict>
-                </mc:Fallback>
-              </mc:AlternateContent>
-            </w:r>
+              <w:drawing>
+                <wp:anchor distT="0" distB="0" distL="114300" distR="114300" simplePos="0" relativeHeight="251659264" behindDoc="0" locked="0" layoutInCell="1" allowOverlap="1">
+                  <wp:simplePos x="0" y="0"/>
+                  <wp:positionH relativeFrom="column">
+                    <wp:posOffset>-167005</wp:posOffset>
+                  </wp:positionH>
+                  <wp:positionV relativeFrom="paragraph">
+                    <wp:posOffset>-417830</wp:posOffset>
+                  </wp:positionV>
+                  <wp:extent cx="1443355" cy="1443355"/>
+                  <wp:effectExtent l="0" t="0" r="4445" b="4445"/>
+                  <wp:wrapNone/>
+                  <wp:docPr id="36" name="图片 25"/>
+                  <wp:cNvGraphicFramePr>
+                    <a:graphicFrameLocks xmlns:a="http://schemas.openxmlformats.org/drawingml/2006/main" noChangeAspect="1"/>
+                  </wp:cNvGraphicFramePr>
+                  <a:graphic xmlns:a="http://schemas.openxmlformats.org/drawingml/2006/main">
+                    <a:graphicData uri="http://schemas.openxmlformats.org/drawingml/2006/picture">
+                      <pic:pic xmlns:pic="http://schemas.openxmlformats.org/drawingml/2006/picture">
+                        <pic:nvPicPr>
+                          <pic:cNvPr id="36" name="图片 25"/>
+                          <pic:cNvPicPr>
+                            <a:picLocks noChangeAspect="1" noChangeArrowheads="1"/>
+                          </pic:cNvPicPr>
+                        </pic:nvPicPr>
+                        <pic:blipFill>
+                          <a:blip r:embed="rId6">
+                            <a:extLst>
+                              <a:ext uri="{28A0092B-C50C-407E-A947-70E740481C1C}">
+                                <a14:useLocalDpi xmlns:a14="http://schemas.microsoft.com/office/drawing/2010/main" val="0"/>
+                              </a:ext>
+                            </a:extLst>
+                          </a:blip>
+                          <a:srcRect/>
+                          <a:stretch>
+                            <a:fillRect/>
+                          </a:stretch>
+                        </pic:blipFill>
+                        <pic:spPr>
+                          <a:xfrm>
+                            <a:off x="0" y="0"/>
+                            <a:ext cx="1443355" cy="1443355"/>
+                          </a:xfrm>
+                          <a:prstGeom prst="rect">
+                            <a:avLst/>
+                          </a:prstGeom>
+                          <a:noFill/>
+                          <a:ln>
+                            <a:noFill/>
+                          </a:ln>
+                        </pic:spPr>
+                      </pic:pic>
+                    </a:graphicData>
+                  </a:graphic>
+                </wp:anchor>
+              </w:drawing>
+            </w:r>
+            <w:bookmarkEnd w:id="20"/>
           </w:p>
         </w:tc>
         <w:tc>
@@ -3013,16 +2954,8 @@
         <w:gridCol w:w="2475"/>
       </w:tblGrid>
       <w:tr>
-        <w:tblPrEx>
-          <w:tblCellMar>
-            <w:top w:w="0" w:type="dxa"/>
-            <w:left w:w="0" w:type="dxa"/>
-            <w:bottom w:w="0" w:type="dxa"/>
-            <w:right w:w="0" w:type="dxa"/>
-          </w:tblCellMar>
-        </w:tblPrEx>
         <w:trPr>
-          <w:trHeight w:val="441" w:hRule="exact"/>
+          <w:trHeight w:val="680" w:hRule="exact"/>
           <w:jc w:val="right"/>
         </w:trPr>
         <w:tc>
@@ -3073,138 +3006,73 @@
             </w:pPr>
             <w:r>
               <w:rPr>
-                <w:sz w:val="22"/>
-              </w:rPr>
-              <mc:AlternateContent>
-                <mc:Choice Requires="wpg">
-                  <w:drawing>
-                    <wp:anchor distT="0" distB="0" distL="114300" distR="114300" simplePos="0" relativeHeight="251662336" behindDoc="0" locked="0" layoutInCell="1" allowOverlap="1">
-                      <wp:simplePos x="0" y="0"/>
-                      <wp:positionH relativeFrom="column">
-                        <wp:posOffset>-98425</wp:posOffset>
-                      </wp:positionH>
-                      <wp:positionV relativeFrom="paragraph">
-                        <wp:posOffset>-492760</wp:posOffset>
-                      </wp:positionV>
-                      <wp:extent cx="1443355" cy="1443355"/>
-                      <wp:effectExtent l="0" t="0" r="0" b="0"/>
-                      <wp:wrapNone/>
-                      <wp:docPr id="47" name="组合 23"/>
-                      <wp:cNvGraphicFramePr/>
-                      <a:graphic xmlns:a="http://schemas.openxmlformats.org/drawingml/2006/main">
-                        <a:graphicData uri="http://schemas.microsoft.com/office/word/2010/wordprocessingGroup">
-                          <wpg:wgp>
-                            <wpg:cNvGrpSpPr/>
-                            <wpg:grpSpPr>
-                              <a:xfrm rot="0">
-                                <a:off x="0" y="0"/>
-                                <a:ext cx="1443355" cy="1443355"/>
-                                <a:chOff x="18874" y="20594"/>
-                                <a:chExt cx="2273" cy="2273"/>
-                              </a:xfrm>
-                            </wpg:grpSpPr>
-                            <pic:pic xmlns:pic="http://schemas.openxmlformats.org/drawingml/2006/picture">
-                              <pic:nvPicPr>
-                                <pic:cNvPr id="44" name="图片 1"/>
-                                <pic:cNvPicPr>
-                                  <a:picLocks noChangeAspect="1"/>
-                                </pic:cNvPicPr>
-                              </pic:nvPicPr>
-                              <pic:blipFill>
-                                <a:blip r:embed="rId8">
-                                  <a:clrChange>
-                                    <a:clrFrom>
-                                      <a:srgbClr val="FFFFFF">
-                                        <a:alpha val="100000"/>
-                                      </a:srgbClr>
-                                    </a:clrFrom>
-                                    <a:clrTo>
-                                      <a:srgbClr val="FFFFFF">
-                                        <a:alpha val="100000"/>
-                                        <a:alpha val="0"/>
-                                      </a:srgbClr>
-                                    </a:clrTo>
-                                  </a:clrChange>
-                                </a:blip>
-                                <a:srcRect l="10922" t="11667"/>
-                                <a:stretch>
-                                  <a:fillRect/>
-                                </a:stretch>
-                              </pic:blipFill>
-                              <pic:spPr>
-                                <a:xfrm>
-                                  <a:off x="19199" y="21203"/>
-                                  <a:ext cx="1672" cy="901"/>
-                                </a:xfrm>
-                                <a:prstGeom prst="rect">
-                                  <a:avLst/>
-                                </a:prstGeom>
-                                <a:noFill/>
-                                <a:ln>
-                                  <a:noFill/>
-                                </a:ln>
-                              </pic:spPr>
-                            </pic:pic>
-                            <pic:pic xmlns:pic="http://schemas.openxmlformats.org/drawingml/2006/picture">
-                              <pic:nvPicPr>
-                                <pic:cNvPr id="45" name="图片 25"/>
-                                <pic:cNvPicPr>
-                                  <a:picLocks noChangeAspect="1" noChangeArrowheads="1"/>
-                                </pic:cNvPicPr>
-                              </pic:nvPicPr>
-                              <pic:blipFill>
-                                <a:blip r:embed="rId7">
-                                  <a:extLst>
-                                    <a:ext uri="{28A0092B-C50C-407E-A947-70E740481C1C}">
-                                      <a14:useLocalDpi xmlns:a14="http://schemas.microsoft.com/office/drawing/2010/main" val="0"/>
-                                    </a:ext>
-                                  </a:extLst>
-                                </a:blip>
-                                <a:srcRect/>
-                                <a:stretch>
-                                  <a:fillRect/>
-                                </a:stretch>
-                              </pic:blipFill>
-                              <pic:spPr>
-                                <a:xfrm>
-                                  <a:off x="18874" y="20594"/>
-                                  <a:ext cx="2273" cy="2273"/>
-                                </a:xfrm>
-                                <a:prstGeom prst="rect">
-                                  <a:avLst/>
-                                </a:prstGeom>
-                                <a:noFill/>
-                                <a:ln>
-                                  <a:noFill/>
-                                </a:ln>
-                              </pic:spPr>
-                            </pic:pic>
-                          </wpg:wgp>
-                        </a:graphicData>
-                      </a:graphic>
-                    </wp:anchor>
-                  </w:drawing>
-                </mc:Choice>
-                <mc:Fallback>
-                  <w:pict>
-                    <v:group id="组合 23" o:spid="_x0000_s1026" o:spt="203" style="position:absolute;left:0pt;margin-left:-7.75pt;margin-top:-38.8pt;height:113.65pt;width:113.65pt;z-index:251662336;mso-width-relative:page;mso-height-relative:page;" coordorigin="18874,20594" coordsize="2273,2273" o:gfxdata="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">
-                      <o:lock v:ext="edit" aspectratio="f"/>
-                      <v:shape id="图片 1" o:spid="_x0000_s1026" o:spt="75" type="#_x0000_t75" style="position:absolute;left:19199;top:21203;height:901;width:1672;" filled="f" o:preferrelative="t" stroked="f" coordsize="21600,21600" o:gfxdata="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">
-                        <v:fill on="f" focussize="0,0"/>
-                        <v:stroke on="f"/>
-                        <v:imagedata r:id="rId8" cropleft="7158f" croptop="7646f" chromakey="#FFFFFF" o:title=""/>
-                        <o:lock v:ext="edit" aspectratio="t"/>
-                      </v:shape>
-                      <v:shape id="图片 25" o:spid="_x0000_s1026" o:spt="75" type="#_x0000_t75" style="position:absolute;left:18874;top:20594;height:2273;width:2273;" filled="f" o:preferrelative="t" stroked="f" coordsize="21600,21600" o:gfxdata="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">
-                        <v:fill on="f" focussize="0,0"/>
-                        <v:stroke on="f"/>
-                        <v:imagedata r:id="rId7" o:title=""/>
-                        <o:lock v:ext="edit" aspectratio="t"/>
-                      </v:shape>
-                    </v:group>
-                  </w:pict>
-                </mc:Fallback>
-              </mc:AlternateContent>
+                <w:rFonts w:hint="eastAsia" w:ascii="Times New Roman" w:hAnsi="Times New Roman" w:cs="Times New Roman"/>
+                <w:b/>
+                <w:sz w:val="24"/>
+                <w:szCs w:val="24"/>
+              </w:rPr>
+              <w:t>{{"ty_guangzhou1"|sign(62,34)}}</w:t>
+            </w:r>
+            <w:r>
+              <w:rPr>
+                <w:sz w:val="24"/>
+              </w:rPr>
+              <w:drawing>
+                <wp:anchor distT="0" distB="0" distL="114300" distR="114300" simplePos="0" relativeHeight="251661312" behindDoc="0" locked="0" layoutInCell="1" allowOverlap="1">
+                  <wp:simplePos x="0" y="0"/>
+                  <wp:positionH relativeFrom="column">
+                    <wp:posOffset>-98425</wp:posOffset>
+                  </wp:positionH>
+                  <wp:positionV relativeFrom="paragraph">
+                    <wp:posOffset>-316865</wp:posOffset>
+                  </wp:positionV>
+                  <wp:extent cx="1443355" cy="1443355"/>
+                  <wp:effectExtent l="0" t="0" r="4445" b="4445"/>
+                  <wp:wrapNone/>
+                  <wp:docPr id="45" name="图片 25"/>
+                  <wp:cNvGraphicFramePr>
+                    <a:graphicFrameLocks xmlns:a="http://schemas.openxmlformats.org/drawingml/2006/main" noChangeAspect="1"/>
+                  </wp:cNvGraphicFramePr>
+                  <a:graphic xmlns:a="http://schemas.openxmlformats.org/drawingml/2006/main">
+                    <a:graphicData uri="http://schemas.openxmlformats.org/drawingml/2006/picture">
+                      <pic:pic xmlns:pic="http://schemas.openxmlformats.org/drawingml/2006/picture">
+                        <pic:nvPicPr>
+                          <pic:cNvPr id="45" name="图片 25"/>
+                          <pic:cNvPicPr>
+                            <a:picLocks noChangeAspect="1" noChangeArrowheads="1"/>
+                          </pic:cNvPicPr>
+                        </pic:nvPicPr>
+                        <pic:blipFill>
+                          <a:blip r:embed="rId6">
+                            <a:extLst>
+                              <a:ext uri="{28A0092B-C50C-407E-A947-70E740481C1C}">
+                                <a14:useLocalDpi xmlns:a14="http://schemas.microsoft.com/office/drawing/2010/main" val="0"/>
+                              </a:ext>
+                            </a:extLst>
+                          </a:blip>
+                          <a:srcRect/>
+                          <a:stretch>
+                            <a:fillRect/>
+                          </a:stretch>
+                        </pic:blipFill>
+                        <pic:spPr>
+                          <a:xfrm>
+                            <a:off x="0" y="0"/>
+                            <a:ext cx="1443355" cy="1443355"/>
+                          </a:xfrm>
+                          <a:prstGeom prst="rect">
+                            <a:avLst/>
+                          </a:prstGeom>
+                          <a:noFill/>
+                          <a:ln>
+                            <a:noFill/>
+                          </a:ln>
+                        </pic:spPr>
+                      </pic:pic>
+                    </a:graphicData>
+                  </a:graphic>
+                </wp:anchor>
+              </w:drawing>
             </w:r>
           </w:p>
         </w:tc>
@@ -3471,6 +3339,16 @@
     <w:p>
       <w:pPr>
         <w:rPr>
+          <w:rFonts w:hint="eastAsia" w:ascii="Times New Roman" w:hAnsi="Times New Roman" w:eastAsia="微软雅黑" w:cs="Times New Roman"/>
+          <w:sz w:val="24"/>
+          <w:szCs w:val="24"/>
+          <w:lang w:eastAsia="zh-CN"/>
+        </w:rPr>
+      </w:pPr>
+    </w:p>
+    <w:p>
+      <w:pPr>
+        <w:rPr>
           <w:rFonts w:hint="eastAsia" w:eastAsia="宋体"/>
           <w:b/>
           <w:bCs/>
@@ -3501,8 +3379,6 @@
       </w:r>
       <w:bookmarkEnd w:id="11"/>
       <w:bookmarkEnd w:id="17"/>
-      <w:bookmarkStart w:id="20" w:name="_GoBack"/>
-      <w:bookmarkEnd w:id="20"/>
     </w:p>
     <w:sectPr>
       <w:headerReference r:id="rId3" w:type="default"/>
